--- a/product/evidence/req-005/sole-trader/governance-policy.docx
+++ b/product/evidence/req-005/sole-trader/governance-policy.docx
@@ -431,7 +431,7 @@
           <w:sz w:val="22"/>
           <w:szCs w:val="22"/>
         </w:rPr>
-        <w:t xml:space="preserve">This policy sets out how Sunrise Supports is governed and who decides what. It supports the Commission's governance and operational management standard.</w:t>
+        <w:t xml:space="preserve">This policy sets out how Sunrise Supports is governed and who makes decisions. It supports our duty to meet the NDIS Code of Conduct.</w:t>
       </w:r>
     </w:p>
     <w:p>
@@ -962,151 +962,7 @@
           <w:sz w:val="22"/>
           <w:szCs w:val="22"/>
         </w:rPr>
-        <w:t xml:space="preserve">Sunrise Supports is a sole trader business that provides household tasks supports (support class 0120) to NDIS participants in New South Wales. We are responsible for how our business is run, and we make the commitments below.</w:t>
-      </w:r>
-    </w:p>
-    <w:p>
-      <w:pPr>
-        <w:pStyle w:val="ListParagraph"/>
-        <w:numPr>
-          <w:ilvl w:val="0"/>
-          <w:numId w:val="2"/>
-        </w:numPr>
-        <w:spacing w:after="60"/>
-      </w:pPr>
-      <w:r>
-        <w:rPr>
-          <w:rFonts w:ascii="Calibri" w:cs="Calibri" w:eastAsia="Calibri" w:hAnsi="Calibri"/>
-          <w:sz w:val="22"/>
-          <w:szCs w:val="22"/>
-        </w:rPr>
-        <w:t xml:space="preserve">We make every decision about our business ourselves, and we keep a record of each significant decision and the reason for it.</w:t>
-      </w:r>
-    </w:p>
-    <w:p>
-      <w:pPr>
-        <w:pStyle w:val="ListParagraph"/>
-        <w:numPr>
-          <w:ilvl w:val="0"/>
-          <w:numId w:val="2"/>
-        </w:numPr>
-        <w:spacing w:after="60"/>
-      </w:pPr>
-      <w:r>
-        <w:rPr>
-          <w:rFonts w:ascii="Calibri" w:cs="Calibri" w:eastAsia="Calibri" w:hAnsi="Calibri"/>
-          <w:sz w:val="22"/>
-          <w:szCs w:val="22"/>
-        </w:rPr>
-        <w:t xml:space="preserve">We declare any conflict of interest as soon as we see it. We tell the participant, write it down and say how we will manage it.</w:t>
-      </w:r>
-    </w:p>
-    <w:p>
-      <w:pPr>
-        <w:pStyle w:val="ListParagraph"/>
-        <w:numPr>
-          <w:ilvl w:val="0"/>
-          <w:numId w:val="2"/>
-        </w:numPr>
-        <w:spacing w:after="60"/>
-      </w:pPr>
-      <w:r>
-        <w:rPr>
-          <w:rFonts w:ascii="Calibri" w:cs="Calibri" w:eastAsia="Calibri" w:hAnsi="Calibri"/>
-          <w:sz w:val="22"/>
-          <w:szCs w:val="22"/>
-        </w:rPr>
-        <w:t xml:space="preserve">We keep to the conditions of our NDIS registration. We check them at each review and keep the evidence.</w:t>
-      </w:r>
-    </w:p>
-    <w:p>
-      <w:pPr>
-        <w:pStyle w:val="ListParagraph"/>
-        <w:numPr>
-          <w:ilvl w:val="0"/>
-          <w:numId w:val="2"/>
-        </w:numPr>
-        <w:spacing w:after="60"/>
-      </w:pPr>
-      <w:r>
-        <w:rPr>
-          <w:rFonts w:ascii="Calibri" w:cs="Calibri" w:eastAsia="Calibri" w:hAnsi="Calibri"/>
-          <w:sz w:val="22"/>
-          <w:szCs w:val="22"/>
-        </w:rPr>
-        <w:t xml:space="preserve">We review how our supports are going on a set schedule. We look at feedback, complaints and incidents, and we act on what we find.</w:t>
-      </w:r>
-    </w:p>
-    <w:p>
-      <w:pPr>
-        <w:pStyle w:val="ListParagraph"/>
-        <w:numPr>
-          <w:ilvl w:val="0"/>
-          <w:numId w:val="2"/>
-        </w:numPr>
-        <w:spacing w:after="60"/>
-      </w:pPr>
-      <w:r>
-        <w:rPr>
-          <w:rFonts w:ascii="Calibri" w:cs="Calibri" w:eastAsia="Calibri" w:hAnsi="Calibri"/>
-          <w:sz w:val="22"/>
-          <w:szCs w:val="22"/>
-        </w:rPr>
-        <w:t xml:space="preserve">We identify risks to participants and to our business, write them down, and review them on a schedule.</w:t>
-      </w:r>
-    </w:p>
-    <w:p>
-      <w:pPr>
-        <w:pStyle w:val="ListParagraph"/>
-        <w:numPr>
-          <w:ilvl w:val="0"/>
-          <w:numId w:val="2"/>
-        </w:numPr>
-        <w:spacing w:after="60"/>
-      </w:pPr>
-      <w:r>
-        <w:rPr>
-          <w:rFonts w:ascii="Calibri" w:cs="Calibri" w:eastAsia="Calibri" w:hAnsi="Calibri"/>
-          <w:sz w:val="22"/>
-          <w:szCs w:val="22"/>
-        </w:rPr>
-        <w:t xml:space="preserve">We check that any person who does work for us has the right checks and is suitable for the role, including any role that carries a higher risk.</w:t>
-      </w:r>
-    </w:p>
-    <w:p>
-      <w:pPr>
-        <w:pStyle w:val="ListParagraph"/>
-        <w:numPr>
-          <w:ilvl w:val="0"/>
-          <w:numId w:val="2"/>
-        </w:numPr>
-        <w:spacing w:after="60"/>
-      </w:pPr>
-      <w:r>
-        <w:rPr>
-          <w:rFonts w:ascii="Calibri" w:cs="Calibri" w:eastAsia="Calibri" w:hAnsi="Calibri"/>
-          <w:sz w:val="22"/>
-          <w:szCs w:val="22"/>
-        </w:rPr>
-        <w:t xml:space="preserve">We do not use restrictive practices in our supports. If that ever changed, we would meet the Commission's requirements before we started.</w:t>
-      </w:r>
-    </w:p>
-    <w:p>
-      <w:pPr>
-        <w:pStyle w:val="ListParagraph"/>
-        <w:numPr>
-          <w:ilvl w:val="0"/>
-          <w:numId w:val="2"/>
-        </w:numPr>
-        <w:spacing w:after="60"/>
-      </w:pPr>
-      <w:r>
-        <w:rPr>
-          <w:rFonts w:ascii="Calibri" w:cs="Calibri" w:eastAsia="Calibri" w:hAnsi="Calibri"/>
-          <w:sz w:val="22"/>
-          <w:szCs w:val="22"/>
-        </w:rPr>
-        <w:t xml:space="preserve">We review this policy every 12 months, or sooner if our business or the rules change.</w:t>
+        <w:t xml:space="preserve">The NDIS Code of Conduct applies to every NDIS provider and every worker. Sunrise Supports is a sole trader, and I am both the provider and the only worker. These are our commitments to participants.</w:t>
       </w:r>
     </w:p>
     <w:tbl>
@@ -1122,30 +978,454 @@
         </w:tblBorders>
       </w:tblPr>
       <w:tblGrid>
-        <w:gridCol w:w="9000"/>
+        <w:gridCol w:w="4500"/>
+        <w:gridCol w:w="4500"/>
       </w:tblGrid>
       <w:tr>
-        <w:tc>
-          <w:tcPr>
-            <w:tcW w:type="dxa" w:w="9000"/>
-            <w:tcBorders>
-              <w:top w:val="single" w:color="999999" w:sz="4"/>
-              <w:left w:val="single" w:color="999999" w:sz="4"/>
-              <w:bottom w:val="single" w:color="999999" w:sz="4"/>
-              <w:right w:val="single" w:color="999999" w:sz="4"/>
-            </w:tcBorders>
-            <w:shd w:fill="FFF4CE" w:val="clear"/>
-          </w:tcPr>
-          <w:p>
-            <w:r>
-              <w:rPr>
-                <w:rFonts w:ascii="Calibri" w:cs="Calibri" w:eastAsia="Calibri" w:hAnsi="Calibri"/>
-                <w:i/>
-                <w:iCs/>
-                <w:sz w:val="22"/>
-                <w:szCs w:val="22"/>
-              </w:rPr>
-              <w:t xml:space="preserve">[Provider to complete: list the quality indicators this policy supports. No standards or indicators were supplied for this document.]</w:t>
+        <w:trPr>
+          <w:tblHeader/>
+        </w:trPr>
+        <w:tc>
+          <w:tcPr>
+            <w:tcW w:type="dxa" w:w="4500"/>
+            <w:tcBorders>
+              <w:top w:val="single" w:color="999999" w:sz="4"/>
+              <w:left w:val="single" w:color="999999" w:sz="4"/>
+              <w:bottom w:val="single" w:color="999999" w:sz="4"/>
+              <w:right w:val="single" w:color="999999" w:sz="4"/>
+            </w:tcBorders>
+            <w:shd w:fill="EEEEEE" w:val="clear"/>
+          </w:tcPr>
+          <w:p>
+            <w:r>
+              <w:rPr>
+                <w:rFonts w:ascii="Calibri" w:cs="Calibri" w:eastAsia="Calibri" w:hAnsi="Calibri"/>
+                <w:b/>
+                <w:bCs/>
+                <w:sz w:val="22"/>
+                <w:szCs w:val="22"/>
+              </w:rPr>
+              <w:t xml:space="preserve">Our commitment</w:t>
+            </w:r>
+          </w:p>
+        </w:tc>
+        <w:tc>
+          <w:tcPr>
+            <w:tcW w:type="dxa" w:w="4500"/>
+            <w:tcBorders>
+              <w:top w:val="single" w:color="999999" w:sz="4"/>
+              <w:left w:val="single" w:color="999999" w:sz="4"/>
+              <w:bottom w:val="single" w:color="999999" w:sz="4"/>
+              <w:right w:val="single" w:color="999999" w:sz="4"/>
+            </w:tcBorders>
+            <w:shd w:fill="EEEEEE" w:val="clear"/>
+          </w:tcPr>
+          <w:p>
+            <w:r>
+              <w:rPr>
+                <w:rFonts w:ascii="Calibri" w:cs="Calibri" w:eastAsia="Calibri" w:hAnsi="Calibri"/>
+                <w:b/>
+                <w:bCs/>
+                <w:sz w:val="22"/>
+                <w:szCs w:val="22"/>
+              </w:rPr>
+              <w:t xml:space="preserve">What we do</w:t>
+            </w:r>
+          </w:p>
+        </w:tc>
+      </w:tr>
+      <w:tr>
+        <w:tc>
+          <w:tcPr>
+            <w:tcW w:type="dxa" w:w="4500"/>
+            <w:tcBorders>
+              <w:top w:val="single" w:color="999999" w:sz="4"/>
+              <w:left w:val="single" w:color="999999" w:sz="4"/>
+              <w:bottom w:val="single" w:color="999999" w:sz="4"/>
+              <w:right w:val="single" w:color="999999" w:sz="4"/>
+            </w:tcBorders>
+          </w:tcPr>
+          <w:p>
+            <w:r>
+              <w:rPr>
+                <w:rFonts w:ascii="Calibri" w:cs="Calibri" w:eastAsia="Calibri" w:hAnsi="Calibri"/>
+                <w:sz w:val="22"/>
+                <w:szCs w:val="22"/>
+              </w:rPr>
+              <w:t xml:space="preserve">We make our own decisions about how Sunrise Supports is run, and we are accountable for them.</w:t>
+            </w:r>
+          </w:p>
+        </w:tc>
+        <w:tc>
+          <w:tcPr>
+            <w:tcW w:type="dxa" w:w="4500"/>
+            <w:tcBorders>
+              <w:top w:val="single" w:color="999999" w:sz="4"/>
+              <w:left w:val="single" w:color="999999" w:sz="4"/>
+              <w:bottom w:val="single" w:color="999999" w:sz="4"/>
+              <w:right w:val="single" w:color="999999" w:sz="4"/>
+            </w:tcBorders>
+          </w:tcPr>
+          <w:p>
+            <w:r>
+              <w:rPr>
+                <w:rFonts w:ascii="Calibri" w:cs="Calibri" w:eastAsia="Calibri" w:hAnsi="Calibri"/>
+                <w:sz w:val="22"/>
+                <w:szCs w:val="22"/>
+              </w:rPr>
+              <w:t xml:space="preserve">We keep one clear record of who decides what. We take responsibility for every decision about our business and our supports.</w:t>
+            </w:r>
+          </w:p>
+        </w:tc>
+      </w:tr>
+      <w:tr>
+        <w:tc>
+          <w:tcPr>
+            <w:tcW w:type="dxa" w:w="4500"/>
+            <w:tcBorders>
+              <w:top w:val="single" w:color="999999" w:sz="4"/>
+              <w:left w:val="single" w:color="999999" w:sz="4"/>
+              <w:bottom w:val="single" w:color="999999" w:sz="4"/>
+              <w:right w:val="single" w:color="999999" w:sz="4"/>
+            </w:tcBorders>
+          </w:tcPr>
+          <w:p>
+            <w:r>
+              <w:rPr>
+                <w:rFonts w:ascii="Calibri" w:cs="Calibri" w:eastAsia="Calibri" w:hAnsi="Calibri"/>
+                <w:sz w:val="22"/>
+                <w:szCs w:val="22"/>
+              </w:rPr>
+              <w:t xml:space="preserve">We respect each participant's rights and choices.</w:t>
+            </w:r>
+          </w:p>
+        </w:tc>
+        <w:tc>
+          <w:tcPr>
+            <w:tcW w:type="dxa" w:w="4500"/>
+            <w:tcBorders>
+              <w:top w:val="single" w:color="999999" w:sz="4"/>
+              <w:left w:val="single" w:color="999999" w:sz="4"/>
+              <w:bottom w:val="single" w:color="999999" w:sz="4"/>
+              <w:right w:val="single" w:color="999999" w:sz="4"/>
+            </w:tcBorders>
+          </w:tcPr>
+          <w:p>
+            <w:r>
+              <w:rPr>
+                <w:rFonts w:ascii="Calibri" w:cs="Calibri" w:eastAsia="Calibri" w:hAnsi="Calibri"/>
+                <w:sz w:val="22"/>
+                <w:szCs w:val="22"/>
+              </w:rPr>
+              <w:t xml:space="preserve">We ask participants how they want their household tasks done and we follow their wishes. We do not make decisions for them.</w:t>
+            </w:r>
+          </w:p>
+        </w:tc>
+      </w:tr>
+      <w:tr>
+        <w:tc>
+          <w:tcPr>
+            <w:tcW w:type="dxa" w:w="4500"/>
+            <w:tcBorders>
+              <w:top w:val="single" w:color="999999" w:sz="4"/>
+              <w:left w:val="single" w:color="999999" w:sz="4"/>
+              <w:bottom w:val="single" w:color="999999" w:sz="4"/>
+              <w:right w:val="single" w:color="999999" w:sz="4"/>
+            </w:tcBorders>
+          </w:tcPr>
+          <w:p>
+            <w:r>
+              <w:rPr>
+                <w:rFonts w:ascii="Calibri" w:cs="Calibri" w:eastAsia="Calibri" w:hAnsi="Calibri"/>
+                <w:sz w:val="22"/>
+                <w:szCs w:val="22"/>
+              </w:rPr>
+              <w:t xml:space="preserve">We are honest and open about who we are and what we offer.</w:t>
+            </w:r>
+          </w:p>
+        </w:tc>
+        <w:tc>
+          <w:tcPr>
+            <w:tcW w:type="dxa" w:w="4500"/>
+            <w:tcBorders>
+              <w:top w:val="single" w:color="999999" w:sz="4"/>
+              <w:left w:val="single" w:color="999999" w:sz="4"/>
+              <w:bottom w:val="single" w:color="999999" w:sz="4"/>
+              <w:right w:val="single" w:color="999999" w:sz="4"/>
+            </w:tcBorders>
+          </w:tcPr>
+          <w:p>
+            <w:r>
+              <w:rPr>
+                <w:rFonts w:ascii="Calibri" w:cs="Calibri" w:eastAsia="Calibri" w:hAnsi="Calibri"/>
+                <w:sz w:val="22"/>
+                <w:szCs w:val="22"/>
+              </w:rPr>
+              <w:t xml:space="preserve">We tell participants our trading name, the household tasks we provide and what we cannot do. We do not make promises we cannot keep.</w:t>
+            </w:r>
+          </w:p>
+        </w:tc>
+      </w:tr>
+      <w:tr>
+        <w:tc>
+          <w:tcPr>
+            <w:tcW w:type="dxa" w:w="4500"/>
+            <w:tcBorders>
+              <w:top w:val="single" w:color="999999" w:sz="4"/>
+              <w:left w:val="single" w:color="999999" w:sz="4"/>
+              <w:bottom w:val="single" w:color="999999" w:sz="4"/>
+              <w:right w:val="single" w:color="999999" w:sz="4"/>
+            </w:tcBorders>
+          </w:tcPr>
+          <w:p>
+            <w:r>
+              <w:rPr>
+                <w:rFonts w:ascii="Calibri" w:cs="Calibri" w:eastAsia="Calibri" w:hAnsi="Calibri"/>
+                <w:sz w:val="22"/>
+                <w:szCs w:val="22"/>
+              </w:rPr>
+              <w:t xml:space="preserve">We declare and manage any conflict of interest.</w:t>
+            </w:r>
+          </w:p>
+        </w:tc>
+        <w:tc>
+          <w:tcPr>
+            <w:tcW w:type="dxa" w:w="4500"/>
+            <w:tcBorders>
+              <w:top w:val="single" w:color="999999" w:sz="4"/>
+              <w:left w:val="single" w:color="999999" w:sz="4"/>
+              <w:bottom w:val="single" w:color="999999" w:sz="4"/>
+              <w:right w:val="single" w:color="999999" w:sz="4"/>
+            </w:tcBorders>
+          </w:tcPr>
+          <w:p>
+            <w:r>
+              <w:rPr>
+                <w:rFonts w:ascii="Calibri" w:cs="Calibri" w:eastAsia="Calibri" w:hAnsi="Calibri"/>
+                <w:sz w:val="22"/>
+                <w:szCs w:val="22"/>
+              </w:rPr>
+              <w:t xml:space="preserve">We write down any personal, financial or other interest that could affect a decision. We tell the participant and put their interests first.</w:t>
+            </w:r>
+          </w:p>
+        </w:tc>
+      </w:tr>
+      <w:tr>
+        <w:tc>
+          <w:tcPr>
+            <w:tcW w:type="dxa" w:w="4500"/>
+            <w:tcBorders>
+              <w:top w:val="single" w:color="999999" w:sz="4"/>
+              <w:left w:val="single" w:color="999999" w:sz="4"/>
+              <w:bottom w:val="single" w:color="999999" w:sz="4"/>
+              <w:right w:val="single" w:color="999999" w:sz="4"/>
+            </w:tcBorders>
+          </w:tcPr>
+          <w:p>
+            <w:r>
+              <w:rPr>
+                <w:rFonts w:ascii="Calibri" w:cs="Calibri" w:eastAsia="Calibri" w:hAnsi="Calibri"/>
+                <w:sz w:val="22"/>
+                <w:szCs w:val="22"/>
+              </w:rPr>
+              <w:t xml:space="preserve">We keep participants safe from harm.</w:t>
+            </w:r>
+          </w:p>
+        </w:tc>
+        <w:tc>
+          <w:tcPr>
+            <w:tcW w:type="dxa" w:w="4500"/>
+            <w:tcBorders>
+              <w:top w:val="single" w:color="999999" w:sz="4"/>
+              <w:left w:val="single" w:color="999999" w:sz="4"/>
+              <w:bottom w:val="single" w:color="999999" w:sz="4"/>
+              <w:right w:val="single" w:color="999999" w:sz="4"/>
+            </w:tcBorders>
+          </w:tcPr>
+          <w:p>
+            <w:r>
+              <w:rPr>
+                <w:rFonts w:ascii="Calibri" w:cs="Calibri" w:eastAsia="Calibri" w:hAnsi="Calibri"/>
+                <w:sz w:val="22"/>
+                <w:szCs w:val="22"/>
+              </w:rPr>
+              <w:t xml:space="preserve">We tell the right authority about any serious concern or incident. We act quickly to reduce the risk.</w:t>
+            </w:r>
+          </w:p>
+        </w:tc>
+      </w:tr>
+      <w:tr>
+        <w:tc>
+          <w:tcPr>
+            <w:tcW w:type="dxa" w:w="4500"/>
+            <w:tcBorders>
+              <w:top w:val="single" w:color="999999" w:sz="4"/>
+              <w:left w:val="single" w:color="999999" w:sz="4"/>
+              <w:bottom w:val="single" w:color="999999" w:sz="4"/>
+              <w:right w:val="single" w:color="999999" w:sz="4"/>
+            </w:tcBorders>
+          </w:tcPr>
+          <w:p>
+            <w:r>
+              <w:rPr>
+                <w:rFonts w:ascii="Calibri" w:cs="Calibri" w:eastAsia="Calibri" w:hAnsi="Calibri"/>
+                <w:sz w:val="22"/>
+                <w:szCs w:val="22"/>
+              </w:rPr>
+              <w:t xml:space="preserve">We meet the conditions of our registration.</w:t>
+            </w:r>
+          </w:p>
+        </w:tc>
+        <w:tc>
+          <w:tcPr>
+            <w:tcW w:type="dxa" w:w="4500"/>
+            <w:tcBorders>
+              <w:top w:val="single" w:color="999999" w:sz="4"/>
+              <w:left w:val="single" w:color="999999" w:sz="4"/>
+              <w:bottom w:val="single" w:color="999999" w:sz="4"/>
+              <w:right w:val="single" w:color="999999" w:sz="4"/>
+            </w:tcBorders>
+          </w:tcPr>
+          <w:p>
+            <w:r>
+              <w:rPr>
+                <w:rFonts w:ascii="Calibri" w:cs="Calibri" w:eastAsia="Calibri" w:hAnsi="Calibri"/>
+                <w:sz w:val="22"/>
+                <w:szCs w:val="22"/>
+              </w:rPr>
+              <w:t xml:space="preserve">We keep a list of our registration conditions and check our work against them. We act when we find a gap.</w:t>
+            </w:r>
+          </w:p>
+        </w:tc>
+      </w:tr>
+      <w:tr>
+        <w:tc>
+          <w:tcPr>
+            <w:tcW w:type="dxa" w:w="4500"/>
+            <w:tcBorders>
+              <w:top w:val="single" w:color="999999" w:sz="4"/>
+              <w:left w:val="single" w:color="999999" w:sz="4"/>
+              <w:bottom w:val="single" w:color="999999" w:sz="4"/>
+              <w:right w:val="single" w:color="999999" w:sz="4"/>
+            </w:tcBorders>
+          </w:tcPr>
+          <w:p>
+            <w:r>
+              <w:rPr>
+                <w:rFonts w:ascii="Calibri" w:cs="Calibri" w:eastAsia="Calibri" w:hAnsi="Calibri"/>
+                <w:sz w:val="22"/>
+                <w:szCs w:val="22"/>
+              </w:rPr>
+              <w:t xml:space="preserve">We keep participant information private.</w:t>
+            </w:r>
+          </w:p>
+        </w:tc>
+        <w:tc>
+          <w:tcPr>
+            <w:tcW w:type="dxa" w:w="4500"/>
+            <w:tcBorders>
+              <w:top w:val="single" w:color="999999" w:sz="4"/>
+              <w:left w:val="single" w:color="999999" w:sz="4"/>
+              <w:bottom w:val="single" w:color="999999" w:sz="4"/>
+              <w:right w:val="single" w:color="999999" w:sz="4"/>
+            </w:tcBorders>
+          </w:tcPr>
+          <w:p>
+            <w:r>
+              <w:rPr>
+                <w:rFonts w:ascii="Calibri" w:cs="Calibri" w:eastAsia="Calibri" w:hAnsi="Calibri"/>
+                <w:sz w:val="22"/>
+                <w:szCs w:val="22"/>
+              </w:rPr>
+              <w:t xml:space="preserve">We collect only what we need. We store it securely. We share it only when the participant agrees or the law requires it.</w:t>
+            </w:r>
+          </w:p>
+        </w:tc>
+      </w:tr>
+      <w:tr>
+        <w:tc>
+          <w:tcPr>
+            <w:tcW w:type="dxa" w:w="4500"/>
+            <w:tcBorders>
+              <w:top w:val="single" w:color="999999" w:sz="4"/>
+              <w:left w:val="single" w:color="999999" w:sz="4"/>
+              <w:bottom w:val="single" w:color="999999" w:sz="4"/>
+              <w:right w:val="single" w:color="999999" w:sz="4"/>
+            </w:tcBorders>
+          </w:tcPr>
+          <w:p>
+            <w:r>
+              <w:rPr>
+                <w:rFonts w:ascii="Calibri" w:cs="Calibri" w:eastAsia="Calibri" w:hAnsi="Calibri"/>
+                <w:sz w:val="22"/>
+                <w:szCs w:val="22"/>
+              </w:rPr>
+              <w:t xml:space="preserve">We watch our own performance and risks.</w:t>
+            </w:r>
+          </w:p>
+        </w:tc>
+        <w:tc>
+          <w:tcPr>
+            <w:tcW w:type="dxa" w:w="4500"/>
+            <w:tcBorders>
+              <w:top w:val="single" w:color="999999" w:sz="4"/>
+              <w:left w:val="single" w:color="999999" w:sz="4"/>
+              <w:bottom w:val="single" w:color="999999" w:sz="4"/>
+              <w:right w:val="single" w:color="999999" w:sz="4"/>
+            </w:tcBorders>
+          </w:tcPr>
+          <w:p>
+            <w:r>
+              <w:rPr>
+                <w:rFonts w:ascii="Calibri" w:cs="Calibri" w:eastAsia="Calibri" w:hAnsi="Calibri"/>
+                <w:sz w:val="22"/>
+                <w:szCs w:val="22"/>
+              </w:rPr>
+              <w:t xml:space="preserve">We record problems, feedback and risks. We act on them and update our documents when something changes.</w:t>
+            </w:r>
+          </w:p>
+        </w:tc>
+      </w:tr>
+      <w:tr>
+        <w:tc>
+          <w:tcPr>
+            <w:tcW w:type="dxa" w:w="4500"/>
+            <w:tcBorders>
+              <w:top w:val="single" w:color="999999" w:sz="4"/>
+              <w:left w:val="single" w:color="999999" w:sz="4"/>
+              <w:bottom w:val="single" w:color="999999" w:sz="4"/>
+              <w:right w:val="single" w:color="999999" w:sz="4"/>
+            </w:tcBorders>
+          </w:tcPr>
+          <w:p>
+            <w:r>
+              <w:rPr>
+                <w:rFonts w:ascii="Calibri" w:cs="Calibri" w:eastAsia="Calibri" w:hAnsi="Calibri"/>
+                <w:sz w:val="22"/>
+                <w:szCs w:val="22"/>
+              </w:rPr>
+              <w:t xml:space="preserve">We keep our policies current.</w:t>
+            </w:r>
+          </w:p>
+        </w:tc>
+        <w:tc>
+          <w:tcPr>
+            <w:tcW w:type="dxa" w:w="4500"/>
+            <w:tcBorders>
+              <w:top w:val="single" w:color="999999" w:sz="4"/>
+              <w:left w:val="single" w:color="999999" w:sz="4"/>
+              <w:bottom w:val="single" w:color="999999" w:sz="4"/>
+              <w:right w:val="single" w:color="999999" w:sz="4"/>
+            </w:tcBorders>
+          </w:tcPr>
+          <w:p>
+            <w:r>
+              <w:rPr>
+                <w:rFonts w:ascii="Calibri" w:cs="Calibri" w:eastAsia="Calibri" w:hAnsi="Calibri"/>
+                <w:sz w:val="22"/>
+                <w:szCs w:val="22"/>
+              </w:rPr>
+              <w:t xml:space="preserve">We record each policy in the policy review register. We review each policy every 12 months and the register every 3 months.</w:t>
             </w:r>
           </w:p>
         </w:tc>

--- a/product/evidence/req-005/sole-trader/governance-policy.docx
+++ b/product/evidence/req-005/sole-trader/governance-policy.docx
@@ -27,8 +27,8 @@
           <w:rFonts w:ascii="Calibri" w:cs="Calibri" w:eastAsia="Calibri" w:hAnsi="Calibri"/>
           <w:i/>
           <w:iCs/>
-          <w:sz w:val="22"/>
-          <w:szCs w:val="22"/>
+          <w:sz w:val="24"/>
+          <w:szCs w:val="24"/>
         </w:rPr>
         <w:t xml:space="preserve">Sunrise Supports</w:t>
       </w:r>
@@ -84,8 +84,6 @@
                 <w:rFonts w:ascii="Calibri" w:cs="Calibri" w:eastAsia="Calibri" w:hAnsi="Calibri"/>
                 <w:b/>
                 <w:bCs/>
-                <w:sz w:val="22"/>
-                <w:szCs w:val="22"/>
               </w:rPr>
               <w:t xml:space="preserve">Item</w:t>
             </w:r>
@@ -108,8 +106,6 @@
                 <w:rFonts w:ascii="Calibri" w:cs="Calibri" w:eastAsia="Calibri" w:hAnsi="Calibri"/>
                 <w:b/>
                 <w:bCs/>
-                <w:sz w:val="22"/>
-                <w:szCs w:val="22"/>
               </w:rPr>
               <w:t xml:space="preserve">Detail</w:t>
             </w:r>
@@ -117,22 +113,23 @@
         </w:tc>
       </w:tr>
       <w:tr>
-        <w:tc>
-          <w:tcPr>
-            <w:tcW w:type="dxa" w:w="4500"/>
-            <w:tcBorders>
-              <w:top w:val="single" w:color="999999" w:sz="4"/>
-              <w:left w:val="single" w:color="999999" w:sz="4"/>
-              <w:bottom w:val="single" w:color="999999" w:sz="4"/>
-              <w:right w:val="single" w:color="999999" w:sz="4"/>
-            </w:tcBorders>
-          </w:tcPr>
-          <w:p>
-            <w:r>
-              <w:rPr>
-                <w:rFonts w:ascii="Calibri" w:cs="Calibri" w:eastAsia="Calibri" w:hAnsi="Calibri"/>
-                <w:sz w:val="22"/>
-                <w:szCs w:val="22"/>
+        <w:trPr>
+          <w:cantSplit/>
+        </w:trPr>
+        <w:tc>
+          <w:tcPr>
+            <w:tcW w:type="dxa" w:w="4500"/>
+            <w:tcBorders>
+              <w:top w:val="single" w:color="999999" w:sz="4"/>
+              <w:left w:val="single" w:color="999999" w:sz="4"/>
+              <w:bottom w:val="single" w:color="999999" w:sz="4"/>
+              <w:right w:val="single" w:color="999999" w:sz="4"/>
+            </w:tcBorders>
+          </w:tcPr>
+          <w:p>
+            <w:r>
+              <w:rPr>
+                <w:rFonts w:ascii="Calibri" w:cs="Calibri" w:eastAsia="Calibri" w:hAnsi="Calibri"/>
               </w:rPr>
               <w:t xml:space="preserve">Document</w:t>
             </w:r>
@@ -152,8 +149,6 @@
             <w:r>
               <w:rPr>
                 <w:rFonts w:ascii="Calibri" w:cs="Calibri" w:eastAsia="Calibri" w:hAnsi="Calibri"/>
-                <w:sz w:val="22"/>
-                <w:szCs w:val="22"/>
               </w:rPr>
               <w:t xml:space="preserve">Governance policy</w:t>
             </w:r>
@@ -161,22 +156,23 @@
         </w:tc>
       </w:tr>
       <w:tr>
-        <w:tc>
-          <w:tcPr>
-            <w:tcW w:type="dxa" w:w="4500"/>
-            <w:tcBorders>
-              <w:top w:val="single" w:color="999999" w:sz="4"/>
-              <w:left w:val="single" w:color="999999" w:sz="4"/>
-              <w:bottom w:val="single" w:color="999999" w:sz="4"/>
-              <w:right w:val="single" w:color="999999" w:sz="4"/>
-            </w:tcBorders>
-          </w:tcPr>
-          <w:p>
-            <w:r>
-              <w:rPr>
-                <w:rFonts w:ascii="Calibri" w:cs="Calibri" w:eastAsia="Calibri" w:hAnsi="Calibri"/>
-                <w:sz w:val="22"/>
-                <w:szCs w:val="22"/>
+        <w:trPr>
+          <w:cantSplit/>
+        </w:trPr>
+        <w:tc>
+          <w:tcPr>
+            <w:tcW w:type="dxa" w:w="4500"/>
+            <w:tcBorders>
+              <w:top w:val="single" w:color="999999" w:sz="4"/>
+              <w:left w:val="single" w:color="999999" w:sz="4"/>
+              <w:bottom w:val="single" w:color="999999" w:sz="4"/>
+              <w:right w:val="single" w:color="999999" w:sz="4"/>
+            </w:tcBorders>
+          </w:tcPr>
+          <w:p>
+            <w:r>
+              <w:rPr>
+                <w:rFonts w:ascii="Calibri" w:cs="Calibri" w:eastAsia="Calibri" w:hAnsi="Calibri"/>
               </w:rPr>
               <w:t xml:space="preserve">Provider</w:t>
             </w:r>
@@ -196,8 +192,6 @@
             <w:r>
               <w:rPr>
                 <w:rFonts w:ascii="Calibri" w:cs="Calibri" w:eastAsia="Calibri" w:hAnsi="Calibri"/>
-                <w:sz w:val="22"/>
-                <w:szCs w:val="22"/>
               </w:rPr>
               <w:t xml:space="preserve">Sunrise Supports</w:t>
             </w:r>
@@ -205,22 +199,23 @@
         </w:tc>
       </w:tr>
       <w:tr>
-        <w:tc>
-          <w:tcPr>
-            <w:tcW w:type="dxa" w:w="4500"/>
-            <w:tcBorders>
-              <w:top w:val="single" w:color="999999" w:sz="4"/>
-              <w:left w:val="single" w:color="999999" w:sz="4"/>
-              <w:bottom w:val="single" w:color="999999" w:sz="4"/>
-              <w:right w:val="single" w:color="999999" w:sz="4"/>
-            </w:tcBorders>
-          </w:tcPr>
-          <w:p>
-            <w:r>
-              <w:rPr>
-                <w:rFonts w:ascii="Calibri" w:cs="Calibri" w:eastAsia="Calibri" w:hAnsi="Calibri"/>
-                <w:sz w:val="22"/>
-                <w:szCs w:val="22"/>
+        <w:trPr>
+          <w:cantSplit/>
+        </w:trPr>
+        <w:tc>
+          <w:tcPr>
+            <w:tcW w:type="dxa" w:w="4500"/>
+            <w:tcBorders>
+              <w:top w:val="single" w:color="999999" w:sz="4"/>
+              <w:left w:val="single" w:color="999999" w:sz="4"/>
+              <w:bottom w:val="single" w:color="999999" w:sz="4"/>
+              <w:right w:val="single" w:color="999999" w:sz="4"/>
+            </w:tcBorders>
+          </w:tcPr>
+          <w:p>
+            <w:r>
+              <w:rPr>
+                <w:rFonts w:ascii="Calibri" w:cs="Calibri" w:eastAsia="Calibri" w:hAnsi="Calibri"/>
               </w:rPr>
               <w:t xml:space="preserve">Version</w:t>
             </w:r>
@@ -240,8 +235,6 @@
             <w:r>
               <w:rPr>
                 <w:rFonts w:ascii="Calibri" w:cs="Calibri" w:eastAsia="Calibri" w:hAnsi="Calibri"/>
-                <w:sz w:val="22"/>
-                <w:szCs w:val="22"/>
               </w:rPr>
               <w:t xml:space="preserve">review-pack</w:t>
             </w:r>
@@ -249,110 +242,152 @@
         </w:tc>
       </w:tr>
       <w:tr>
-        <w:tc>
-          <w:tcPr>
-            <w:tcW w:type="dxa" w:w="4500"/>
-            <w:tcBorders>
-              <w:top w:val="single" w:color="999999" w:sz="4"/>
-              <w:left w:val="single" w:color="999999" w:sz="4"/>
-              <w:bottom w:val="single" w:color="999999" w:sz="4"/>
-              <w:right w:val="single" w:color="999999" w:sz="4"/>
-            </w:tcBorders>
-          </w:tcPr>
-          <w:p>
-            <w:r>
-              <w:rPr>
-                <w:rFonts w:ascii="Calibri" w:cs="Calibri" w:eastAsia="Calibri" w:hAnsi="Calibri"/>
-                <w:sz w:val="22"/>
-                <w:szCs w:val="22"/>
-              </w:rPr>
-              <w:t xml:space="preserve">Generated</w:t>
-            </w:r>
-          </w:p>
-        </w:tc>
-        <w:tc>
-          <w:tcPr>
-            <w:tcW w:type="dxa" w:w="4500"/>
-            <w:tcBorders>
-              <w:top w:val="single" w:color="999999" w:sz="4"/>
-              <w:left w:val="single" w:color="999999" w:sz="4"/>
-              <w:bottom w:val="single" w:color="999999" w:sz="4"/>
-              <w:right w:val="single" w:color="999999" w:sz="4"/>
-            </w:tcBorders>
-          </w:tcPr>
-          <w:p>
-            <w:r>
-              <w:rPr>
-                <w:rFonts w:ascii="Calibri" w:cs="Calibri" w:eastAsia="Calibri" w:hAnsi="Calibri"/>
-                <w:sz w:val="22"/>
-                <w:szCs w:val="22"/>
-              </w:rPr>
-              <w:t xml:space="preserve">12 October 2026</w:t>
-            </w:r>
-          </w:p>
-        </w:tc>
-      </w:tr>
-      <w:tr>
-        <w:tc>
-          <w:tcPr>
-            <w:tcW w:type="dxa" w:w="4500"/>
-            <w:tcBorders>
-              <w:top w:val="single" w:color="999999" w:sz="4"/>
-              <w:left w:val="single" w:color="999999" w:sz="4"/>
-              <w:bottom w:val="single" w:color="999999" w:sz="4"/>
-              <w:right w:val="single" w:color="999999" w:sz="4"/>
-            </w:tcBorders>
-          </w:tcPr>
-          <w:p>
-            <w:r>
-              <w:rPr>
-                <w:rFonts w:ascii="Calibri" w:cs="Calibri" w:eastAsia="Calibri" w:hAnsi="Calibri"/>
-                <w:sz w:val="22"/>
-                <w:szCs w:val="22"/>
-              </w:rPr>
-              <w:t xml:space="preserve">Approval</w:t>
-            </w:r>
-          </w:p>
-        </w:tc>
-        <w:tc>
-          <w:tcPr>
-            <w:tcW w:type="dxa" w:w="4500"/>
-            <w:tcBorders>
-              <w:top w:val="single" w:color="999999" w:sz="4"/>
-              <w:left w:val="single" w:color="999999" w:sz="4"/>
-              <w:bottom w:val="single" w:color="999999" w:sz="4"/>
-              <w:right w:val="single" w:color="999999" w:sz="4"/>
-            </w:tcBorders>
-          </w:tcPr>
-          <w:p>
-            <w:r>
-              <w:rPr>
-                <w:rFonts w:ascii="Calibri" w:cs="Calibri" w:eastAsia="Calibri" w:hAnsi="Calibri"/>
-                <w:sz w:val="22"/>
-                <w:szCs w:val="22"/>
-              </w:rPr>
-              <w:t xml:space="preserve">[Provider to complete: name, role and date]</w:t>
-            </w:r>
-          </w:p>
-        </w:tc>
-      </w:tr>
-      <w:tr>
-        <w:tc>
-          <w:tcPr>
-            <w:tcW w:type="dxa" w:w="4500"/>
-            <w:tcBorders>
-              <w:top w:val="single" w:color="999999" w:sz="4"/>
-              <w:left w:val="single" w:color="999999" w:sz="4"/>
-              <w:bottom w:val="single" w:color="999999" w:sz="4"/>
-              <w:right w:val="single" w:color="999999" w:sz="4"/>
-            </w:tcBorders>
-          </w:tcPr>
-          <w:p>
-            <w:r>
-              <w:rPr>
-                <w:rFonts w:ascii="Calibri" w:cs="Calibri" w:eastAsia="Calibri" w:hAnsi="Calibri"/>
-                <w:sz w:val="22"/>
-                <w:szCs w:val="22"/>
+        <w:trPr>
+          <w:cantSplit/>
+        </w:trPr>
+        <w:tc>
+          <w:tcPr>
+            <w:tcW w:type="dxa" w:w="4500"/>
+            <w:tcBorders>
+              <w:top w:val="single" w:color="999999" w:sz="4"/>
+              <w:left w:val="single" w:color="999999" w:sz="4"/>
+              <w:bottom w:val="single" w:color="999999" w:sz="4"/>
+              <w:right w:val="single" w:color="999999" w:sz="4"/>
+            </w:tcBorders>
+          </w:tcPr>
+          <w:p>
+            <w:r>
+              <w:rPr>
+                <w:rFonts w:ascii="Calibri" w:cs="Calibri" w:eastAsia="Calibri" w:hAnsi="Calibri"/>
+              </w:rPr>
+              <w:t xml:space="preserve">Drafted</w:t>
+            </w:r>
+          </w:p>
+        </w:tc>
+        <w:tc>
+          <w:tcPr>
+            <w:tcW w:type="dxa" w:w="4500"/>
+            <w:tcBorders>
+              <w:top w:val="single" w:color="999999" w:sz="4"/>
+              <w:left w:val="single" w:color="999999" w:sz="4"/>
+              <w:bottom w:val="single" w:color="999999" w:sz="4"/>
+              <w:right w:val="single" w:color="999999" w:sz="4"/>
+            </w:tcBorders>
+          </w:tcPr>
+          <w:p>
+            <w:r>
+              <w:rPr>
+                <w:rFonts w:ascii="Calibri" w:cs="Calibri" w:eastAsia="Calibri" w:hAnsi="Calibri"/>
+              </w:rPr>
+              <w:t xml:space="preserve">14 October 2026</w:t>
+            </w:r>
+          </w:p>
+        </w:tc>
+      </w:tr>
+      <w:tr>
+        <w:trPr>
+          <w:cantSplit/>
+        </w:trPr>
+        <w:tc>
+          <w:tcPr>
+            <w:tcW w:type="dxa" w:w="4500"/>
+            <w:tcBorders>
+              <w:top w:val="single" w:color="999999" w:sz="4"/>
+              <w:left w:val="single" w:color="999999" w:sz="4"/>
+              <w:bottom w:val="single" w:color="999999" w:sz="4"/>
+              <w:right w:val="single" w:color="999999" w:sz="4"/>
+            </w:tcBorders>
+          </w:tcPr>
+          <w:p>
+            <w:r>
+              <w:rPr>
+                <w:rFonts w:ascii="Calibri" w:cs="Calibri" w:eastAsia="Calibri" w:hAnsi="Calibri"/>
+              </w:rPr>
+              <w:t xml:space="preserve">Approver</w:t>
+            </w:r>
+          </w:p>
+        </w:tc>
+        <w:tc>
+          <w:tcPr>
+            <w:tcW w:type="dxa" w:w="4500"/>
+            <w:tcBorders>
+              <w:top w:val="single" w:color="999999" w:sz="4"/>
+              <w:left w:val="single" w:color="999999" w:sz="4"/>
+              <w:bottom w:val="single" w:color="999999" w:sz="4"/>
+              <w:right w:val="single" w:color="999999" w:sz="4"/>
+            </w:tcBorders>
+          </w:tcPr>
+          <w:p>
+            <w:r>
+              <w:rPr>
+                <w:rFonts w:ascii="Calibri" w:cs="Calibri" w:eastAsia="Calibri" w:hAnsi="Calibri"/>
+              </w:rPr>
+              <w:t xml:space="preserve">Jane Citizen, Owner</w:t>
+            </w:r>
+          </w:p>
+        </w:tc>
+      </w:tr>
+      <w:tr>
+        <w:trPr>
+          <w:cantSplit/>
+        </w:trPr>
+        <w:tc>
+          <w:tcPr>
+            <w:tcW w:type="dxa" w:w="4500"/>
+            <w:tcBorders>
+              <w:top w:val="single" w:color="999999" w:sz="4"/>
+              <w:left w:val="single" w:color="999999" w:sz="4"/>
+              <w:bottom w:val="single" w:color="999999" w:sz="4"/>
+              <w:right w:val="single" w:color="999999" w:sz="4"/>
+            </w:tcBorders>
+          </w:tcPr>
+          <w:p>
+            <w:r>
+              <w:rPr>
+                <w:rFonts w:ascii="Calibri" w:cs="Calibri" w:eastAsia="Calibri" w:hAnsi="Calibri"/>
+              </w:rPr>
+              <w:t xml:space="preserve">Approval date</w:t>
+            </w:r>
+          </w:p>
+        </w:tc>
+        <w:tc>
+          <w:tcPr>
+            <w:tcW w:type="dxa" w:w="4500"/>
+            <w:tcBorders>
+              <w:top w:val="single" w:color="999999" w:sz="4"/>
+              <w:left w:val="single" w:color="999999" w:sz="4"/>
+              <w:bottom w:val="single" w:color="999999" w:sz="4"/>
+              <w:right w:val="single" w:color="999999" w:sz="4"/>
+            </w:tcBorders>
+          </w:tcPr>
+          <w:p>
+            <w:r>
+              <w:rPr>
+                <w:rFonts w:ascii="Calibri" w:cs="Calibri" w:eastAsia="Calibri" w:hAnsi="Calibri"/>
+              </w:rPr>
+              <w:t xml:space="preserve">14 October 2026</w:t>
+            </w:r>
+          </w:p>
+        </w:tc>
+      </w:tr>
+      <w:tr>
+        <w:trPr>
+          <w:cantSplit/>
+        </w:trPr>
+        <w:tc>
+          <w:tcPr>
+            <w:tcW w:type="dxa" w:w="4500"/>
+            <w:tcBorders>
+              <w:top w:val="single" w:color="999999" w:sz="4"/>
+              <w:left w:val="single" w:color="999999" w:sz="4"/>
+              <w:bottom w:val="single" w:color="999999" w:sz="4"/>
+              <w:right w:val="single" w:color="999999" w:sz="4"/>
+            </w:tcBorders>
+          </w:tcPr>
+          <w:p>
+            <w:r>
+              <w:rPr>
+                <w:rFonts w:ascii="Calibri" w:cs="Calibri" w:eastAsia="Calibri" w:hAnsi="Calibri"/>
               </w:rPr>
               <w:t xml:space="preserve">Next review</w:t>
             </w:r>
@@ -372,10 +407,51 @@
             <w:r>
               <w:rPr>
                 <w:rFonts w:ascii="Calibri" w:cs="Calibri" w:eastAsia="Calibri" w:hAnsi="Calibri"/>
-                <w:sz w:val="22"/>
-                <w:szCs w:val="22"/>
-              </w:rPr>
-              <w:t xml:space="preserve">12 October 2027</w:t>
+              </w:rPr>
+              <w:t xml:space="preserve">14 October 2027</w:t>
+            </w:r>
+          </w:p>
+        </w:tc>
+      </w:tr>
+      <w:tr>
+        <w:trPr>
+          <w:cantSplit/>
+        </w:trPr>
+        <w:tc>
+          <w:tcPr>
+            <w:tcW w:type="dxa" w:w="4500"/>
+            <w:tcBorders>
+              <w:top w:val="single" w:color="999999" w:sz="4"/>
+              <w:left w:val="single" w:color="999999" w:sz="4"/>
+              <w:bottom w:val="single" w:color="999999" w:sz="4"/>
+              <w:right w:val="single" w:color="999999" w:sz="4"/>
+            </w:tcBorders>
+          </w:tcPr>
+          <w:p>
+            <w:r>
+              <w:rPr>
+                <w:rFonts w:ascii="Calibri" w:cs="Calibri" w:eastAsia="Calibri" w:hAnsi="Calibri"/>
+              </w:rPr>
+              <w:t xml:space="preserve">Standards it supports</w:t>
+            </w:r>
+          </w:p>
+        </w:tc>
+        <w:tc>
+          <w:tcPr>
+            <w:tcW w:type="dxa" w:w="4500"/>
+            <w:tcBorders>
+              <w:top w:val="single" w:color="999999" w:sz="4"/>
+              <w:left w:val="single" w:color="999999" w:sz="4"/>
+              <w:bottom w:val="single" w:color="999999" w:sz="4"/>
+              <w:right w:val="single" w:color="999999" w:sz="4"/>
+            </w:tcBorders>
+          </w:tcPr>
+          <w:p>
+            <w:r>
+              <w:rPr>
+                <w:rFonts w:ascii="Calibri" w:cs="Calibri" w:eastAsia="Calibri" w:hAnsi="Calibri"/>
+              </w:rPr>
+              <w:t xml:space="preserve">the NDIS Code of Conduct applies to every provider and worker</w:t>
             </w:r>
           </w:p>
         </w:tc>
@@ -383,26 +459,22 @@
     </w:tbl>
     <w:p>
       <w:pPr>
-        <w:spacing w:after="120"/>
-      </w:pPr>
-      <w:r>
-        <w:rPr>
-          <w:rFonts w:ascii="Calibri" w:cs="Calibri" w:eastAsia="Calibri" w:hAnsi="Calibri"/>
-          <w:sz w:val="22"/>
-          <w:szCs w:val="22"/>
+        <w:spacing w:after="120" w:line="276"/>
+      </w:pPr>
+      <w:r>
+        <w:rPr>
+          <w:rFonts w:ascii="Calibri" w:cs="Calibri" w:eastAsia="Calibri" w:hAnsi="Calibri"/>
         </w:rPr>
         <w:t xml:space="preserve"/>
       </w:r>
     </w:p>
     <w:p>
       <w:pPr>
-        <w:spacing w:after="120"/>
-      </w:pPr>
-      <w:r>
-        <w:rPr>
-          <w:rFonts w:ascii="Calibri" w:cs="Calibri" w:eastAsia="Calibri" w:hAnsi="Calibri"/>
-          <w:sz w:val="22"/>
-          <w:szCs w:val="22"/>
+        <w:spacing w:after="120" w:line="276"/>
+      </w:pPr>
+      <w:r>
+        <w:rPr>
+          <w:rFonts w:ascii="Calibri" w:cs="Calibri" w:eastAsia="Calibri" w:hAnsi="Calibri"/>
         </w:rPr>
         <w:t xml:space="preserve">Verification providers are not audited against this document under the NDIS Practice Standards. We keep it because the NDIS Code of Conduct applies to every provider and worker.</w:t>
       </w:r>
@@ -423,13 +495,27 @@
     </w:p>
     <w:p>
       <w:pPr>
-        <w:spacing w:after="120"/>
-      </w:pPr>
-      <w:r>
-        <w:rPr>
-          <w:rFonts w:ascii="Calibri" w:cs="Calibri" w:eastAsia="Calibri" w:hAnsi="Calibri"/>
-          <w:sz w:val="22"/>
-          <w:szCs w:val="22"/>
+        <w:spacing w:after="80"/>
+      </w:pPr>
+      <w:r>
+        <w:rPr>
+          <w:rFonts w:ascii="Calibri" w:cs="Calibri" w:eastAsia="Calibri" w:hAnsi="Calibri"/>
+          <w:i/>
+          <w:iCs/>
+          <w:color w:val="555555"/>
+          <w:sz w:val="20"/>
+          <w:szCs w:val="20"/>
+        </w:rPr>
+        <w:t xml:space="preserve">Drafted from your answers.</w:t>
+      </w:r>
+    </w:p>
+    <w:p>
+      <w:pPr>
+        <w:spacing w:after="120" w:line="276"/>
+      </w:pPr>
+      <w:r>
+        <w:rPr>
+          <w:rFonts w:ascii="Calibri" w:cs="Calibri" w:eastAsia="Calibri" w:hAnsi="Calibri"/>
         </w:rPr>
         <w:t xml:space="preserve">This policy sets out how Sunrise Supports is governed and who makes decisions. It supports our duty to meet the NDIS Code of Conduct.</w:t>
       </w:r>
@@ -450,13 +536,27 @@
     </w:p>
     <w:p>
       <w:pPr>
-        <w:spacing w:after="120"/>
-      </w:pPr>
-      <w:r>
-        <w:rPr>
-          <w:rFonts w:ascii="Calibri" w:cs="Calibri" w:eastAsia="Calibri" w:hAnsi="Calibri"/>
-          <w:sz w:val="22"/>
-          <w:szCs w:val="22"/>
+        <w:spacing w:after="80"/>
+      </w:pPr>
+      <w:r>
+        <w:rPr>
+          <w:rFonts w:ascii="Calibri" w:cs="Calibri" w:eastAsia="Calibri" w:hAnsi="Calibri"/>
+          <w:i/>
+          <w:iCs/>
+          <w:color w:val="555555"/>
+          <w:sz w:val="20"/>
+          <w:szCs w:val="20"/>
+        </w:rPr>
+        <w:t xml:space="preserve">Drafted from your answers.</w:t>
+      </w:r>
+    </w:p>
+    <w:p>
+      <w:pPr>
+        <w:spacing w:after="120" w:line="276"/>
+      </w:pPr>
+      <w:r>
+        <w:rPr>
+          <w:rFonts w:ascii="Calibri" w:cs="Calibri" w:eastAsia="Calibri" w:hAnsi="Calibri"/>
         </w:rPr>
         <w:t xml:space="preserve">This policy applies to Sunrise Supports, a sole trader business. It covers how we make decisions, manage conflicts of interest, meet our registration conditions and oversee our performance and risk.</w:t>
       </w:r>
@@ -498,8 +598,6 @@
                 <w:rFonts w:ascii="Calibri" w:cs="Calibri" w:eastAsia="Calibri" w:hAnsi="Calibri"/>
                 <w:b/>
                 <w:bCs/>
-                <w:sz w:val="22"/>
-                <w:szCs w:val="22"/>
               </w:rPr>
               <w:t xml:space="preserve">What this policy covers</w:t>
             </w:r>
@@ -522,8 +620,6 @@
                 <w:rFonts w:ascii="Calibri" w:cs="Calibri" w:eastAsia="Calibri" w:hAnsi="Calibri"/>
                 <w:b/>
                 <w:bCs/>
-                <w:sz w:val="22"/>
-                <w:szCs w:val="22"/>
               </w:rPr>
               <w:t xml:space="preserve">Detail</w:t>
             </w:r>
@@ -531,22 +627,23 @@
         </w:tc>
       </w:tr>
       <w:tr>
-        <w:tc>
-          <w:tcPr>
-            <w:tcW w:type="dxa" w:w="4500"/>
-            <w:tcBorders>
-              <w:top w:val="single" w:color="999999" w:sz="4"/>
-              <w:left w:val="single" w:color="999999" w:sz="4"/>
-              <w:bottom w:val="single" w:color="999999" w:sz="4"/>
-              <w:right w:val="single" w:color="999999" w:sz="4"/>
-            </w:tcBorders>
-          </w:tcPr>
-          <w:p>
-            <w:r>
-              <w:rPr>
-                <w:rFonts w:ascii="Calibri" w:cs="Calibri" w:eastAsia="Calibri" w:hAnsi="Calibri"/>
-                <w:sz w:val="22"/>
-                <w:szCs w:val="22"/>
+        <w:trPr>
+          <w:cantSplit/>
+        </w:trPr>
+        <w:tc>
+          <w:tcPr>
+            <w:tcW w:type="dxa" w:w="4500"/>
+            <w:tcBorders>
+              <w:top w:val="single" w:color="999999" w:sz="4"/>
+              <w:left w:val="single" w:color="999999" w:sz="4"/>
+              <w:bottom w:val="single" w:color="999999" w:sz="4"/>
+              <w:right w:val="single" w:color="999999" w:sz="4"/>
+            </w:tcBorders>
+          </w:tcPr>
+          <w:p>
+            <w:r>
+              <w:rPr>
+                <w:rFonts w:ascii="Calibri" w:cs="Calibri" w:eastAsia="Calibri" w:hAnsi="Calibri"/>
               </w:rPr>
               <w:t xml:space="preserve">Business</w:t>
             </w:r>
@@ -566,8 +663,6 @@
             <w:r>
               <w:rPr>
                 <w:rFonts w:ascii="Calibri" w:cs="Calibri" w:eastAsia="Calibri" w:hAnsi="Calibri"/>
-                <w:sz w:val="22"/>
-                <w:szCs w:val="22"/>
               </w:rPr>
               <w:t xml:space="preserve">Sunrise Supports, operating as a sole trader</w:t>
             </w:r>
@@ -575,22 +670,23 @@
         </w:tc>
       </w:tr>
       <w:tr>
-        <w:tc>
-          <w:tcPr>
-            <w:tcW w:type="dxa" w:w="4500"/>
-            <w:tcBorders>
-              <w:top w:val="single" w:color="999999" w:sz="4"/>
-              <w:left w:val="single" w:color="999999" w:sz="4"/>
-              <w:bottom w:val="single" w:color="999999" w:sz="4"/>
-              <w:right w:val="single" w:color="999999" w:sz="4"/>
-            </w:tcBorders>
-          </w:tcPr>
-          <w:p>
-            <w:r>
-              <w:rPr>
-                <w:rFonts w:ascii="Calibri" w:cs="Calibri" w:eastAsia="Calibri" w:hAnsi="Calibri"/>
-                <w:sz w:val="22"/>
-                <w:szCs w:val="22"/>
+        <w:trPr>
+          <w:cantSplit/>
+        </w:trPr>
+        <w:tc>
+          <w:tcPr>
+            <w:tcW w:type="dxa" w:w="4500"/>
+            <w:tcBorders>
+              <w:top w:val="single" w:color="999999" w:sz="4"/>
+              <w:left w:val="single" w:color="999999" w:sz="4"/>
+              <w:bottom w:val="single" w:color="999999" w:sz="4"/>
+              <w:right w:val="single" w:color="999999" w:sz="4"/>
+            </w:tcBorders>
+          </w:tcPr>
+          <w:p>
+            <w:r>
+              <w:rPr>
+                <w:rFonts w:ascii="Calibri" w:cs="Calibri" w:eastAsia="Calibri" w:hAnsi="Calibri"/>
               </w:rPr>
               <w:t xml:space="preserve">Supports we deliver</w:t>
             </w:r>
@@ -610,8 +706,6 @@
             <w:r>
               <w:rPr>
                 <w:rFonts w:ascii="Calibri" w:cs="Calibri" w:eastAsia="Calibri" w:hAnsi="Calibri"/>
-                <w:sz w:val="22"/>
-                <w:szCs w:val="22"/>
               </w:rPr>
               <w:t xml:space="preserve">0120 Household tasks</w:t>
             </w:r>
@@ -619,22 +713,23 @@
         </w:tc>
       </w:tr>
       <w:tr>
-        <w:tc>
-          <w:tcPr>
-            <w:tcW w:type="dxa" w:w="4500"/>
-            <w:tcBorders>
-              <w:top w:val="single" w:color="999999" w:sz="4"/>
-              <w:left w:val="single" w:color="999999" w:sz="4"/>
-              <w:bottom w:val="single" w:color="999999" w:sz="4"/>
-              <w:right w:val="single" w:color="999999" w:sz="4"/>
-            </w:tcBorders>
-          </w:tcPr>
-          <w:p>
-            <w:r>
-              <w:rPr>
-                <w:rFonts w:ascii="Calibri" w:cs="Calibri" w:eastAsia="Calibri" w:hAnsi="Calibri"/>
-                <w:sz w:val="22"/>
-                <w:szCs w:val="22"/>
+        <w:trPr>
+          <w:cantSplit/>
+        </w:trPr>
+        <w:tc>
+          <w:tcPr>
+            <w:tcW w:type="dxa" w:w="4500"/>
+            <w:tcBorders>
+              <w:top w:val="single" w:color="999999" w:sz="4"/>
+              <w:left w:val="single" w:color="999999" w:sz="4"/>
+              <w:bottom w:val="single" w:color="999999" w:sz="4"/>
+              <w:right w:val="single" w:color="999999" w:sz="4"/>
+            </w:tcBorders>
+          </w:tcPr>
+          <w:p>
+            <w:r>
+              <w:rPr>
+                <w:rFonts w:ascii="Calibri" w:cs="Calibri" w:eastAsia="Calibri" w:hAnsi="Calibri"/>
               </w:rPr>
               <w:t xml:space="preserve">Where we work</w:t>
             </w:r>
@@ -654,8 +749,6 @@
             <w:r>
               <w:rPr>
                 <w:rFonts w:ascii="Calibri" w:cs="Calibri" w:eastAsia="Calibri" w:hAnsi="Calibri"/>
-                <w:sz w:val="22"/>
-                <w:szCs w:val="22"/>
               </w:rPr>
               <w:t xml:space="preserve">New South Wales</w:t>
             </w:r>
@@ -663,22 +756,23 @@
         </w:tc>
       </w:tr>
       <w:tr>
-        <w:tc>
-          <w:tcPr>
-            <w:tcW w:type="dxa" w:w="4500"/>
-            <w:tcBorders>
-              <w:top w:val="single" w:color="999999" w:sz="4"/>
-              <w:left w:val="single" w:color="999999" w:sz="4"/>
-              <w:bottom w:val="single" w:color="999999" w:sz="4"/>
-              <w:right w:val="single" w:color="999999" w:sz="4"/>
-            </w:tcBorders>
-          </w:tcPr>
-          <w:p>
-            <w:r>
-              <w:rPr>
-                <w:rFonts w:ascii="Calibri" w:cs="Calibri" w:eastAsia="Calibri" w:hAnsi="Calibri"/>
-                <w:sz w:val="22"/>
-                <w:szCs w:val="22"/>
+        <w:trPr>
+          <w:cantSplit/>
+        </w:trPr>
+        <w:tc>
+          <w:tcPr>
+            <w:tcW w:type="dxa" w:w="4500"/>
+            <w:tcBorders>
+              <w:top w:val="single" w:color="999999" w:sz="4"/>
+              <w:left w:val="single" w:color="999999" w:sz="4"/>
+              <w:bottom w:val="single" w:color="999999" w:sz="4"/>
+              <w:right w:val="single" w:color="999999" w:sz="4"/>
+            </w:tcBorders>
+          </w:tcPr>
+          <w:p>
+            <w:r>
+              <w:rPr>
+                <w:rFonts w:ascii="Calibri" w:cs="Calibri" w:eastAsia="Calibri" w:hAnsi="Calibri"/>
               </w:rPr>
               <w:t xml:space="preserve">Workers</w:t>
             </w:r>
@@ -698,8 +792,6 @@
             <w:r>
               <w:rPr>
                 <w:rFonts w:ascii="Calibri" w:cs="Calibri" w:eastAsia="Calibri" w:hAnsi="Calibri"/>
-                <w:sz w:val="22"/>
-                <w:szCs w:val="22"/>
               </w:rPr>
               <w:t xml:space="preserve">The sole trader is the only worker. There are no other workers at this time.</w:t>
             </w:r>
@@ -707,22 +799,23 @@
         </w:tc>
       </w:tr>
       <w:tr>
-        <w:tc>
-          <w:tcPr>
-            <w:tcW w:type="dxa" w:w="4500"/>
-            <w:tcBorders>
-              <w:top w:val="single" w:color="999999" w:sz="4"/>
-              <w:left w:val="single" w:color="999999" w:sz="4"/>
-              <w:bottom w:val="single" w:color="999999" w:sz="4"/>
-              <w:right w:val="single" w:color="999999" w:sz="4"/>
-            </w:tcBorders>
-          </w:tcPr>
-          <w:p>
-            <w:r>
-              <w:rPr>
-                <w:rFonts w:ascii="Calibri" w:cs="Calibri" w:eastAsia="Calibri" w:hAnsi="Calibri"/>
-                <w:sz w:val="22"/>
-                <w:szCs w:val="22"/>
+        <w:trPr>
+          <w:cantSplit/>
+        </w:trPr>
+        <w:tc>
+          <w:tcPr>
+            <w:tcW w:type="dxa" w:w="4500"/>
+            <w:tcBorders>
+              <w:top w:val="single" w:color="999999" w:sz="4"/>
+              <w:left w:val="single" w:color="999999" w:sz="4"/>
+              <w:bottom w:val="single" w:color="999999" w:sz="4"/>
+              <w:right w:val="single" w:color="999999" w:sz="4"/>
+            </w:tcBorders>
+          </w:tcPr>
+          <w:p>
+            <w:r>
+              <w:rPr>
+                <w:rFonts w:ascii="Calibri" w:cs="Calibri" w:eastAsia="Calibri" w:hAnsi="Calibri"/>
               </w:rPr>
               <w:t xml:space="preserve">Key personnel</w:t>
             </w:r>
@@ -742,8 +835,6 @@
             <w:r>
               <w:rPr>
                 <w:rFonts w:ascii="Calibri" w:cs="Calibri" w:eastAsia="Calibri" w:hAnsi="Calibri"/>
-                <w:sz w:val="22"/>
-                <w:szCs w:val="22"/>
               </w:rPr>
               <w:t xml:space="preserve">One person holds the key personnel position. This is the sole trader.</w:t>
             </w:r>
@@ -753,65 +844,55 @@
     </w:tbl>
     <w:p>
       <w:pPr>
-        <w:spacing w:after="120"/>
-      </w:pPr>
-      <w:r>
-        <w:rPr>
-          <w:rFonts w:ascii="Calibri" w:cs="Calibri" w:eastAsia="Calibri" w:hAnsi="Calibri"/>
-          <w:sz w:val="22"/>
-          <w:szCs w:val="22"/>
+        <w:spacing w:after="120" w:line="276"/>
+      </w:pPr>
+      <w:r>
+        <w:rPr>
+          <w:rFonts w:ascii="Calibri" w:cs="Calibri" w:eastAsia="Calibri" w:hAnsi="Calibri"/>
         </w:rPr>
         <w:t xml:space="preserve"/>
       </w:r>
     </w:p>
     <w:p>
       <w:pPr>
-        <w:spacing w:after="120"/>
-      </w:pPr>
-      <w:r>
-        <w:rPr>
-          <w:rFonts w:ascii="Calibri" w:cs="Calibri" w:eastAsia="Calibri" w:hAnsi="Calibri"/>
-          <w:sz w:val="22"/>
-          <w:szCs w:val="22"/>
+        <w:spacing w:after="120" w:line="276"/>
+      </w:pPr>
+      <w:r>
+        <w:rPr>
+          <w:rFonts w:ascii="Calibri" w:cs="Calibri" w:eastAsia="Calibri" w:hAnsi="Calibri"/>
         </w:rPr>
         <w:t xml:space="preserve">The policy covers all of our governance decisions and activities, whether they relate to participants, the business or our records. It applies to every support we deliver in New South Wales.</w:t>
       </w:r>
     </w:p>
     <w:p>
       <w:pPr>
-        <w:spacing w:after="120"/>
-      </w:pPr>
-      <w:r>
-        <w:rPr>
-          <w:rFonts w:ascii="Calibri" w:cs="Calibri" w:eastAsia="Calibri" w:hAnsi="Calibri"/>
-          <w:sz w:val="22"/>
-          <w:szCs w:val="22"/>
+        <w:spacing w:after="120" w:line="276"/>
+      </w:pPr>
+      <w:r>
+        <w:rPr>
+          <w:rFonts w:ascii="Calibri" w:cs="Calibri" w:eastAsia="Calibri" w:hAnsi="Calibri"/>
         </w:rPr>
         <w:t xml:space="preserve">We have roles that need a risk assessment before they are filled or changed. This policy applies to how we make and record those decisions.</w:t>
       </w:r>
     </w:p>
     <w:p>
       <w:pPr>
-        <w:spacing w:after="120"/>
-      </w:pPr>
-      <w:r>
-        <w:rPr>
-          <w:rFonts w:ascii="Calibri" w:cs="Calibri" w:eastAsia="Calibri" w:hAnsi="Calibri"/>
-          <w:sz w:val="22"/>
-          <w:szCs w:val="22"/>
+        <w:spacing w:after="120" w:line="276"/>
+      </w:pPr>
+      <w:r>
+        <w:rPr>
+          <w:rFonts w:ascii="Calibri" w:cs="Calibri" w:eastAsia="Calibri" w:hAnsi="Calibri"/>
         </w:rPr>
         <w:t xml:space="preserve">We do not use restrictive practices. Governance decisions about restrictive practices are therefore outside the scope of this policy unless our practice changes. If it does, we will update this policy before we start.</w:t>
       </w:r>
     </w:p>
     <w:p>
       <w:pPr>
-        <w:spacing w:after="120"/>
-      </w:pPr>
-      <w:r>
-        <w:rPr>
-          <w:rFonts w:ascii="Calibri" w:cs="Calibri" w:eastAsia="Calibri" w:hAnsi="Calibri"/>
-          <w:sz w:val="22"/>
-          <w:szCs w:val="22"/>
+        <w:spacing w:after="120" w:line="276"/>
+      </w:pPr>
+      <w:r>
+        <w:rPr>
+          <w:rFonts w:ascii="Calibri" w:cs="Calibri" w:eastAsia="Calibri" w:hAnsi="Calibri"/>
         </w:rPr>
         <w:t xml:space="preserve">If we add workers, key personnel, supports or states, we will update this scope. We record the change in the policy review register.</w:t>
       </w:r>
@@ -837,13 +918,11 @@
           <w:ilvl w:val="0"/>
           <w:numId w:val="2"/>
         </w:numPr>
-        <w:spacing w:after="60"/>
-      </w:pPr>
-      <w:r>
-        <w:rPr>
-          <w:rFonts w:ascii="Calibri" w:cs="Calibri" w:eastAsia="Calibri" w:hAnsi="Calibri"/>
-          <w:sz w:val="22"/>
-          <w:szCs w:val="22"/>
+        <w:spacing w:after="60" w:line="276"/>
+      </w:pPr>
+      <w:r>
+        <w:rPr>
+          <w:rFonts w:ascii="Calibri" w:cs="Calibri" w:eastAsia="Calibri" w:hAnsi="Calibri"/>
         </w:rPr>
         <w:t xml:space="preserve">Participant: a person who receives supports from us under the NDIS.</w:t>
       </w:r>
@@ -855,13 +934,11 @@
           <w:ilvl w:val="0"/>
           <w:numId w:val="2"/>
         </w:numPr>
-        <w:spacing w:after="60"/>
-      </w:pPr>
-      <w:r>
-        <w:rPr>
-          <w:rFonts w:ascii="Calibri" w:cs="Calibri" w:eastAsia="Calibri" w:hAnsi="Calibri"/>
-          <w:sz w:val="22"/>
-          <w:szCs w:val="22"/>
+        <w:spacing w:after="60" w:line="276"/>
+      </w:pPr>
+      <w:r>
+        <w:rPr>
+          <w:rFonts w:ascii="Calibri" w:cs="Calibri" w:eastAsia="Calibri" w:hAnsi="Calibri"/>
         </w:rPr>
         <w:t xml:space="preserve">Worker: anyone who delivers or supports the delivery of our services, including the owner, people we employ, contractors and volunteers.</w:t>
       </w:r>
@@ -873,13 +950,11 @@
           <w:ilvl w:val="0"/>
           <w:numId w:val="2"/>
         </w:numPr>
-        <w:spacing w:after="60"/>
-      </w:pPr>
-      <w:r>
-        <w:rPr>
-          <w:rFonts w:ascii="Calibri" w:cs="Calibri" w:eastAsia="Calibri" w:hAnsi="Calibri"/>
-          <w:sz w:val="22"/>
-          <w:szCs w:val="22"/>
+        <w:spacing w:after="60" w:line="276"/>
+      </w:pPr>
+      <w:r>
+        <w:rPr>
+          <w:rFonts w:ascii="Calibri" w:cs="Calibri" w:eastAsia="Calibri" w:hAnsi="Calibri"/>
         </w:rPr>
         <w:t xml:space="preserve">Key personnel: the people who own, run or make decisions for the business.</w:t>
       </w:r>
@@ -891,13 +966,11 @@
           <w:ilvl w:val="0"/>
           <w:numId w:val="2"/>
         </w:numPr>
-        <w:spacing w:after="60"/>
-      </w:pPr>
-      <w:r>
-        <w:rPr>
-          <w:rFonts w:ascii="Calibri" w:cs="Calibri" w:eastAsia="Calibri" w:hAnsi="Calibri"/>
-          <w:sz w:val="22"/>
-          <w:szCs w:val="22"/>
+        <w:spacing w:after="60" w:line="276"/>
+      </w:pPr>
+      <w:r>
+        <w:rPr>
+          <w:rFonts w:ascii="Calibri" w:cs="Calibri" w:eastAsia="Calibri" w:hAnsi="Calibri"/>
         </w:rPr>
         <w:t xml:space="preserve">Provider: our business, named in the document control table.</w:t>
       </w:r>
@@ -909,13 +982,11 @@
           <w:ilvl w:val="0"/>
           <w:numId w:val="2"/>
         </w:numPr>
-        <w:spacing w:after="60"/>
-      </w:pPr>
-      <w:r>
-        <w:rPr>
-          <w:rFonts w:ascii="Calibri" w:cs="Calibri" w:eastAsia="Calibri" w:hAnsi="Calibri"/>
-          <w:sz w:val="22"/>
-          <w:szCs w:val="22"/>
+        <w:spacing w:after="60" w:line="276"/>
+      </w:pPr>
+      <w:r>
+        <w:rPr>
+          <w:rFonts w:ascii="Calibri" w:cs="Calibri" w:eastAsia="Calibri" w:hAnsi="Calibri"/>
         </w:rPr>
         <w:t xml:space="preserve">The Commission: the NDIS Quality and Safeguards Commission, which registers and regulates providers.</w:t>
       </w:r>
@@ -927,13 +998,11 @@
           <w:ilvl w:val="0"/>
           <w:numId w:val="2"/>
         </w:numPr>
-        <w:spacing w:after="60"/>
-      </w:pPr>
-      <w:r>
-        <w:rPr>
-          <w:rFonts w:ascii="Calibri" w:cs="Calibri" w:eastAsia="Calibri" w:hAnsi="Calibri"/>
-          <w:sz w:val="22"/>
-          <w:szCs w:val="22"/>
+        <w:spacing w:after="60" w:line="276"/>
+      </w:pPr>
+      <w:r>
+        <w:rPr>
+          <w:rFonts w:ascii="Calibri" w:cs="Calibri" w:eastAsia="Calibri" w:hAnsi="Calibri"/>
         </w:rPr>
         <w:t xml:space="preserve">Rules: the NDIS rules made under the National Disability Insurance Scheme Act 2013 that apply to registered providers.</w:t>
       </w:r>
@@ -954,13 +1023,27 @@
     </w:p>
     <w:p>
       <w:pPr>
-        <w:spacing w:after="120"/>
-      </w:pPr>
-      <w:r>
-        <w:rPr>
-          <w:rFonts w:ascii="Calibri" w:cs="Calibri" w:eastAsia="Calibri" w:hAnsi="Calibri"/>
-          <w:sz w:val="22"/>
-          <w:szCs w:val="22"/>
+        <w:spacing w:after="80"/>
+      </w:pPr>
+      <w:r>
+        <w:rPr>
+          <w:rFonts w:ascii="Calibri" w:cs="Calibri" w:eastAsia="Calibri" w:hAnsi="Calibri"/>
+          <w:i/>
+          <w:iCs/>
+          <w:color w:val="555555"/>
+          <w:sz w:val="20"/>
+          <w:szCs w:val="20"/>
+        </w:rPr>
+        <w:t xml:space="preserve">Drafted from your answers.</w:t>
+      </w:r>
+    </w:p>
+    <w:p>
+      <w:pPr>
+        <w:spacing w:after="120" w:line="276"/>
+      </w:pPr>
+      <w:r>
+        <w:rPr>
+          <w:rFonts w:ascii="Calibri" w:cs="Calibri" w:eastAsia="Calibri" w:hAnsi="Calibri"/>
         </w:rPr>
         <w:t xml:space="preserve">The NDIS Code of Conduct applies to every NDIS provider and every worker. Sunrise Supports is a sole trader, and I am both the provider and the only worker. These are our commitments to participants.</w:t>
       </w:r>
@@ -1002,8 +1085,6 @@
                 <w:rFonts w:ascii="Calibri" w:cs="Calibri" w:eastAsia="Calibri" w:hAnsi="Calibri"/>
                 <w:b/>
                 <w:bCs/>
-                <w:sz w:val="22"/>
-                <w:szCs w:val="22"/>
               </w:rPr>
               <w:t xml:space="preserve">Our commitment</w:t>
             </w:r>
@@ -1026,8 +1107,6 @@
                 <w:rFonts w:ascii="Calibri" w:cs="Calibri" w:eastAsia="Calibri" w:hAnsi="Calibri"/>
                 <w:b/>
                 <w:bCs/>
-                <w:sz w:val="22"/>
-                <w:szCs w:val="22"/>
               </w:rPr>
               <w:t xml:space="preserve">What we do</w:t>
             </w:r>
@@ -1035,22 +1114,23 @@
         </w:tc>
       </w:tr>
       <w:tr>
-        <w:tc>
-          <w:tcPr>
-            <w:tcW w:type="dxa" w:w="4500"/>
-            <w:tcBorders>
-              <w:top w:val="single" w:color="999999" w:sz="4"/>
-              <w:left w:val="single" w:color="999999" w:sz="4"/>
-              <w:bottom w:val="single" w:color="999999" w:sz="4"/>
-              <w:right w:val="single" w:color="999999" w:sz="4"/>
-            </w:tcBorders>
-          </w:tcPr>
-          <w:p>
-            <w:r>
-              <w:rPr>
-                <w:rFonts w:ascii="Calibri" w:cs="Calibri" w:eastAsia="Calibri" w:hAnsi="Calibri"/>
-                <w:sz w:val="22"/>
-                <w:szCs w:val="22"/>
+        <w:trPr>
+          <w:cantSplit/>
+        </w:trPr>
+        <w:tc>
+          <w:tcPr>
+            <w:tcW w:type="dxa" w:w="4500"/>
+            <w:tcBorders>
+              <w:top w:val="single" w:color="999999" w:sz="4"/>
+              <w:left w:val="single" w:color="999999" w:sz="4"/>
+              <w:bottom w:val="single" w:color="999999" w:sz="4"/>
+              <w:right w:val="single" w:color="999999" w:sz="4"/>
+            </w:tcBorders>
+          </w:tcPr>
+          <w:p>
+            <w:r>
+              <w:rPr>
+                <w:rFonts w:ascii="Calibri" w:cs="Calibri" w:eastAsia="Calibri" w:hAnsi="Calibri"/>
               </w:rPr>
               <w:t xml:space="preserve">We make our own decisions about how Sunrise Supports is run, and we are accountable for them.</w:t>
             </w:r>
@@ -1070,8 +1150,6 @@
             <w:r>
               <w:rPr>
                 <w:rFonts w:ascii="Calibri" w:cs="Calibri" w:eastAsia="Calibri" w:hAnsi="Calibri"/>
-                <w:sz w:val="22"/>
-                <w:szCs w:val="22"/>
               </w:rPr>
               <w:t xml:space="preserve">We keep one clear record of who decides what. We take responsibility for every decision about our business and our supports.</w:t>
             </w:r>
@@ -1079,22 +1157,23 @@
         </w:tc>
       </w:tr>
       <w:tr>
-        <w:tc>
-          <w:tcPr>
-            <w:tcW w:type="dxa" w:w="4500"/>
-            <w:tcBorders>
-              <w:top w:val="single" w:color="999999" w:sz="4"/>
-              <w:left w:val="single" w:color="999999" w:sz="4"/>
-              <w:bottom w:val="single" w:color="999999" w:sz="4"/>
-              <w:right w:val="single" w:color="999999" w:sz="4"/>
-            </w:tcBorders>
-          </w:tcPr>
-          <w:p>
-            <w:r>
-              <w:rPr>
-                <w:rFonts w:ascii="Calibri" w:cs="Calibri" w:eastAsia="Calibri" w:hAnsi="Calibri"/>
-                <w:sz w:val="22"/>
-                <w:szCs w:val="22"/>
+        <w:trPr>
+          <w:cantSplit/>
+        </w:trPr>
+        <w:tc>
+          <w:tcPr>
+            <w:tcW w:type="dxa" w:w="4500"/>
+            <w:tcBorders>
+              <w:top w:val="single" w:color="999999" w:sz="4"/>
+              <w:left w:val="single" w:color="999999" w:sz="4"/>
+              <w:bottom w:val="single" w:color="999999" w:sz="4"/>
+              <w:right w:val="single" w:color="999999" w:sz="4"/>
+            </w:tcBorders>
+          </w:tcPr>
+          <w:p>
+            <w:r>
+              <w:rPr>
+                <w:rFonts w:ascii="Calibri" w:cs="Calibri" w:eastAsia="Calibri" w:hAnsi="Calibri"/>
               </w:rPr>
               <w:t xml:space="preserve">We respect each participant's rights and choices.</w:t>
             </w:r>
@@ -1114,8 +1193,6 @@
             <w:r>
               <w:rPr>
                 <w:rFonts w:ascii="Calibri" w:cs="Calibri" w:eastAsia="Calibri" w:hAnsi="Calibri"/>
-                <w:sz w:val="22"/>
-                <w:szCs w:val="22"/>
               </w:rPr>
               <w:t xml:space="preserve">We ask participants how they want their household tasks done and we follow their wishes. We do not make decisions for them.</w:t>
             </w:r>
@@ -1123,22 +1200,23 @@
         </w:tc>
       </w:tr>
       <w:tr>
-        <w:tc>
-          <w:tcPr>
-            <w:tcW w:type="dxa" w:w="4500"/>
-            <w:tcBorders>
-              <w:top w:val="single" w:color="999999" w:sz="4"/>
-              <w:left w:val="single" w:color="999999" w:sz="4"/>
-              <w:bottom w:val="single" w:color="999999" w:sz="4"/>
-              <w:right w:val="single" w:color="999999" w:sz="4"/>
-            </w:tcBorders>
-          </w:tcPr>
-          <w:p>
-            <w:r>
-              <w:rPr>
-                <w:rFonts w:ascii="Calibri" w:cs="Calibri" w:eastAsia="Calibri" w:hAnsi="Calibri"/>
-                <w:sz w:val="22"/>
-                <w:szCs w:val="22"/>
+        <w:trPr>
+          <w:cantSplit/>
+        </w:trPr>
+        <w:tc>
+          <w:tcPr>
+            <w:tcW w:type="dxa" w:w="4500"/>
+            <w:tcBorders>
+              <w:top w:val="single" w:color="999999" w:sz="4"/>
+              <w:left w:val="single" w:color="999999" w:sz="4"/>
+              <w:bottom w:val="single" w:color="999999" w:sz="4"/>
+              <w:right w:val="single" w:color="999999" w:sz="4"/>
+            </w:tcBorders>
+          </w:tcPr>
+          <w:p>
+            <w:r>
+              <w:rPr>
+                <w:rFonts w:ascii="Calibri" w:cs="Calibri" w:eastAsia="Calibri" w:hAnsi="Calibri"/>
               </w:rPr>
               <w:t xml:space="preserve">We are honest and open about who we are and what we offer.</w:t>
             </w:r>
@@ -1158,8 +1236,6 @@
             <w:r>
               <w:rPr>
                 <w:rFonts w:ascii="Calibri" w:cs="Calibri" w:eastAsia="Calibri" w:hAnsi="Calibri"/>
-                <w:sz w:val="22"/>
-                <w:szCs w:val="22"/>
               </w:rPr>
               <w:t xml:space="preserve">We tell participants our trading name, the household tasks we provide and what we cannot do. We do not make promises we cannot keep.</w:t>
             </w:r>
@@ -1167,22 +1243,23 @@
         </w:tc>
       </w:tr>
       <w:tr>
-        <w:tc>
-          <w:tcPr>
-            <w:tcW w:type="dxa" w:w="4500"/>
-            <w:tcBorders>
-              <w:top w:val="single" w:color="999999" w:sz="4"/>
-              <w:left w:val="single" w:color="999999" w:sz="4"/>
-              <w:bottom w:val="single" w:color="999999" w:sz="4"/>
-              <w:right w:val="single" w:color="999999" w:sz="4"/>
-            </w:tcBorders>
-          </w:tcPr>
-          <w:p>
-            <w:r>
-              <w:rPr>
-                <w:rFonts w:ascii="Calibri" w:cs="Calibri" w:eastAsia="Calibri" w:hAnsi="Calibri"/>
-                <w:sz w:val="22"/>
-                <w:szCs w:val="22"/>
+        <w:trPr>
+          <w:cantSplit/>
+        </w:trPr>
+        <w:tc>
+          <w:tcPr>
+            <w:tcW w:type="dxa" w:w="4500"/>
+            <w:tcBorders>
+              <w:top w:val="single" w:color="999999" w:sz="4"/>
+              <w:left w:val="single" w:color="999999" w:sz="4"/>
+              <w:bottom w:val="single" w:color="999999" w:sz="4"/>
+              <w:right w:val="single" w:color="999999" w:sz="4"/>
+            </w:tcBorders>
+          </w:tcPr>
+          <w:p>
+            <w:r>
+              <w:rPr>
+                <w:rFonts w:ascii="Calibri" w:cs="Calibri" w:eastAsia="Calibri" w:hAnsi="Calibri"/>
               </w:rPr>
               <w:t xml:space="preserve">We declare and manage any conflict of interest.</w:t>
             </w:r>
@@ -1202,8 +1279,6 @@
             <w:r>
               <w:rPr>
                 <w:rFonts w:ascii="Calibri" w:cs="Calibri" w:eastAsia="Calibri" w:hAnsi="Calibri"/>
-                <w:sz w:val="22"/>
-                <w:szCs w:val="22"/>
               </w:rPr>
               <w:t xml:space="preserve">We write down any personal, financial or other interest that could affect a decision. We tell the participant and put their interests first.</w:t>
             </w:r>
@@ -1211,22 +1286,23 @@
         </w:tc>
       </w:tr>
       <w:tr>
-        <w:tc>
-          <w:tcPr>
-            <w:tcW w:type="dxa" w:w="4500"/>
-            <w:tcBorders>
-              <w:top w:val="single" w:color="999999" w:sz="4"/>
-              <w:left w:val="single" w:color="999999" w:sz="4"/>
-              <w:bottom w:val="single" w:color="999999" w:sz="4"/>
-              <w:right w:val="single" w:color="999999" w:sz="4"/>
-            </w:tcBorders>
-          </w:tcPr>
-          <w:p>
-            <w:r>
-              <w:rPr>
-                <w:rFonts w:ascii="Calibri" w:cs="Calibri" w:eastAsia="Calibri" w:hAnsi="Calibri"/>
-                <w:sz w:val="22"/>
-                <w:szCs w:val="22"/>
+        <w:trPr>
+          <w:cantSplit/>
+        </w:trPr>
+        <w:tc>
+          <w:tcPr>
+            <w:tcW w:type="dxa" w:w="4500"/>
+            <w:tcBorders>
+              <w:top w:val="single" w:color="999999" w:sz="4"/>
+              <w:left w:val="single" w:color="999999" w:sz="4"/>
+              <w:bottom w:val="single" w:color="999999" w:sz="4"/>
+              <w:right w:val="single" w:color="999999" w:sz="4"/>
+            </w:tcBorders>
+          </w:tcPr>
+          <w:p>
+            <w:r>
+              <w:rPr>
+                <w:rFonts w:ascii="Calibri" w:cs="Calibri" w:eastAsia="Calibri" w:hAnsi="Calibri"/>
               </w:rPr>
               <w:t xml:space="preserve">We keep participants safe from harm.</w:t>
             </w:r>
@@ -1246,8 +1322,6 @@
             <w:r>
               <w:rPr>
                 <w:rFonts w:ascii="Calibri" w:cs="Calibri" w:eastAsia="Calibri" w:hAnsi="Calibri"/>
-                <w:sz w:val="22"/>
-                <w:szCs w:val="22"/>
               </w:rPr>
               <w:t xml:space="preserve">We tell the right authority about any serious concern or incident. We act quickly to reduce the risk.</w:t>
             </w:r>
@@ -1255,22 +1329,23 @@
         </w:tc>
       </w:tr>
       <w:tr>
-        <w:tc>
-          <w:tcPr>
-            <w:tcW w:type="dxa" w:w="4500"/>
-            <w:tcBorders>
-              <w:top w:val="single" w:color="999999" w:sz="4"/>
-              <w:left w:val="single" w:color="999999" w:sz="4"/>
-              <w:bottom w:val="single" w:color="999999" w:sz="4"/>
-              <w:right w:val="single" w:color="999999" w:sz="4"/>
-            </w:tcBorders>
-          </w:tcPr>
-          <w:p>
-            <w:r>
-              <w:rPr>
-                <w:rFonts w:ascii="Calibri" w:cs="Calibri" w:eastAsia="Calibri" w:hAnsi="Calibri"/>
-                <w:sz w:val="22"/>
-                <w:szCs w:val="22"/>
+        <w:trPr>
+          <w:cantSplit/>
+        </w:trPr>
+        <w:tc>
+          <w:tcPr>
+            <w:tcW w:type="dxa" w:w="4500"/>
+            <w:tcBorders>
+              <w:top w:val="single" w:color="999999" w:sz="4"/>
+              <w:left w:val="single" w:color="999999" w:sz="4"/>
+              <w:bottom w:val="single" w:color="999999" w:sz="4"/>
+              <w:right w:val="single" w:color="999999" w:sz="4"/>
+            </w:tcBorders>
+          </w:tcPr>
+          <w:p>
+            <w:r>
+              <w:rPr>
+                <w:rFonts w:ascii="Calibri" w:cs="Calibri" w:eastAsia="Calibri" w:hAnsi="Calibri"/>
               </w:rPr>
               <w:t xml:space="preserve">We meet the conditions of our registration.</w:t>
             </w:r>
@@ -1290,8 +1365,6 @@
             <w:r>
               <w:rPr>
                 <w:rFonts w:ascii="Calibri" w:cs="Calibri" w:eastAsia="Calibri" w:hAnsi="Calibri"/>
-                <w:sz w:val="22"/>
-                <w:szCs w:val="22"/>
               </w:rPr>
               <w:t xml:space="preserve">We keep a list of our registration conditions and check our work against them. We act when we find a gap.</w:t>
             </w:r>
@@ -1299,22 +1372,23 @@
         </w:tc>
       </w:tr>
       <w:tr>
-        <w:tc>
-          <w:tcPr>
-            <w:tcW w:type="dxa" w:w="4500"/>
-            <w:tcBorders>
-              <w:top w:val="single" w:color="999999" w:sz="4"/>
-              <w:left w:val="single" w:color="999999" w:sz="4"/>
-              <w:bottom w:val="single" w:color="999999" w:sz="4"/>
-              <w:right w:val="single" w:color="999999" w:sz="4"/>
-            </w:tcBorders>
-          </w:tcPr>
-          <w:p>
-            <w:r>
-              <w:rPr>
-                <w:rFonts w:ascii="Calibri" w:cs="Calibri" w:eastAsia="Calibri" w:hAnsi="Calibri"/>
-                <w:sz w:val="22"/>
-                <w:szCs w:val="22"/>
+        <w:trPr>
+          <w:cantSplit/>
+        </w:trPr>
+        <w:tc>
+          <w:tcPr>
+            <w:tcW w:type="dxa" w:w="4500"/>
+            <w:tcBorders>
+              <w:top w:val="single" w:color="999999" w:sz="4"/>
+              <w:left w:val="single" w:color="999999" w:sz="4"/>
+              <w:bottom w:val="single" w:color="999999" w:sz="4"/>
+              <w:right w:val="single" w:color="999999" w:sz="4"/>
+            </w:tcBorders>
+          </w:tcPr>
+          <w:p>
+            <w:r>
+              <w:rPr>
+                <w:rFonts w:ascii="Calibri" w:cs="Calibri" w:eastAsia="Calibri" w:hAnsi="Calibri"/>
               </w:rPr>
               <w:t xml:space="preserve">We keep participant information private.</w:t>
             </w:r>
@@ -1334,8 +1408,6 @@
             <w:r>
               <w:rPr>
                 <w:rFonts w:ascii="Calibri" w:cs="Calibri" w:eastAsia="Calibri" w:hAnsi="Calibri"/>
-                <w:sz w:val="22"/>
-                <w:szCs w:val="22"/>
               </w:rPr>
               <w:t xml:space="preserve">We collect only what we need. We store it securely. We share it only when the participant agrees or the law requires it.</w:t>
             </w:r>
@@ -1343,22 +1415,23 @@
         </w:tc>
       </w:tr>
       <w:tr>
-        <w:tc>
-          <w:tcPr>
-            <w:tcW w:type="dxa" w:w="4500"/>
-            <w:tcBorders>
-              <w:top w:val="single" w:color="999999" w:sz="4"/>
-              <w:left w:val="single" w:color="999999" w:sz="4"/>
-              <w:bottom w:val="single" w:color="999999" w:sz="4"/>
-              <w:right w:val="single" w:color="999999" w:sz="4"/>
-            </w:tcBorders>
-          </w:tcPr>
-          <w:p>
-            <w:r>
-              <w:rPr>
-                <w:rFonts w:ascii="Calibri" w:cs="Calibri" w:eastAsia="Calibri" w:hAnsi="Calibri"/>
-                <w:sz w:val="22"/>
-                <w:szCs w:val="22"/>
+        <w:trPr>
+          <w:cantSplit/>
+        </w:trPr>
+        <w:tc>
+          <w:tcPr>
+            <w:tcW w:type="dxa" w:w="4500"/>
+            <w:tcBorders>
+              <w:top w:val="single" w:color="999999" w:sz="4"/>
+              <w:left w:val="single" w:color="999999" w:sz="4"/>
+              <w:bottom w:val="single" w:color="999999" w:sz="4"/>
+              <w:right w:val="single" w:color="999999" w:sz="4"/>
+            </w:tcBorders>
+          </w:tcPr>
+          <w:p>
+            <w:r>
+              <w:rPr>
+                <w:rFonts w:ascii="Calibri" w:cs="Calibri" w:eastAsia="Calibri" w:hAnsi="Calibri"/>
               </w:rPr>
               <w:t xml:space="preserve">We watch our own performance and risks.</w:t>
             </w:r>
@@ -1378,8 +1451,6 @@
             <w:r>
               <w:rPr>
                 <w:rFonts w:ascii="Calibri" w:cs="Calibri" w:eastAsia="Calibri" w:hAnsi="Calibri"/>
-                <w:sz w:val="22"/>
-                <w:szCs w:val="22"/>
               </w:rPr>
               <w:t xml:space="preserve">We record problems, feedback and risks. We act on them and update our documents when something changes.</w:t>
             </w:r>
@@ -1387,22 +1458,23 @@
         </w:tc>
       </w:tr>
       <w:tr>
-        <w:tc>
-          <w:tcPr>
-            <w:tcW w:type="dxa" w:w="4500"/>
-            <w:tcBorders>
-              <w:top w:val="single" w:color="999999" w:sz="4"/>
-              <w:left w:val="single" w:color="999999" w:sz="4"/>
-              <w:bottom w:val="single" w:color="999999" w:sz="4"/>
-              <w:right w:val="single" w:color="999999" w:sz="4"/>
-            </w:tcBorders>
-          </w:tcPr>
-          <w:p>
-            <w:r>
-              <w:rPr>
-                <w:rFonts w:ascii="Calibri" w:cs="Calibri" w:eastAsia="Calibri" w:hAnsi="Calibri"/>
-                <w:sz w:val="22"/>
-                <w:szCs w:val="22"/>
+        <w:trPr>
+          <w:cantSplit/>
+        </w:trPr>
+        <w:tc>
+          <w:tcPr>
+            <w:tcW w:type="dxa" w:w="4500"/>
+            <w:tcBorders>
+              <w:top w:val="single" w:color="999999" w:sz="4"/>
+              <w:left w:val="single" w:color="999999" w:sz="4"/>
+              <w:bottom w:val="single" w:color="999999" w:sz="4"/>
+              <w:right w:val="single" w:color="999999" w:sz="4"/>
+            </w:tcBorders>
+          </w:tcPr>
+          <w:p>
+            <w:r>
+              <w:rPr>
+                <w:rFonts w:ascii="Calibri" w:cs="Calibri" w:eastAsia="Calibri" w:hAnsi="Calibri"/>
               </w:rPr>
               <w:t xml:space="preserve">We keep our policies current.</w:t>
             </w:r>
@@ -1422,8 +1494,6 @@
             <w:r>
               <w:rPr>
                 <w:rFonts w:ascii="Calibri" w:cs="Calibri" w:eastAsia="Calibri" w:hAnsi="Calibri"/>
-                <w:sz w:val="22"/>
-                <w:szCs w:val="22"/>
               </w:rPr>
               <w:t xml:space="preserve">We record each policy in the policy review register. We review each policy every 12 months and the register every 3 months.</w:t>
             </w:r>
@@ -1433,13 +1503,11 @@
     </w:tbl>
     <w:p>
       <w:pPr>
-        <w:spacing w:after="120"/>
-      </w:pPr>
-      <w:r>
-        <w:rPr>
-          <w:rFonts w:ascii="Calibri" w:cs="Calibri" w:eastAsia="Calibri" w:hAnsi="Calibri"/>
-          <w:sz w:val="22"/>
-          <w:szCs w:val="22"/>
+        <w:spacing w:after="120" w:line="276"/>
+      </w:pPr>
+      <w:r>
+        <w:rPr>
+          <w:rFonts w:ascii="Calibri" w:cs="Calibri" w:eastAsia="Calibri" w:hAnsi="Calibri"/>
         </w:rPr>
         <w:t xml:space="preserve"/>
       </w:r>
@@ -1460,13 +1528,27 @@
     </w:p>
     <w:p>
       <w:pPr>
-        <w:spacing w:after="120"/>
-      </w:pPr>
-      <w:r>
-        <w:rPr>
-          <w:rFonts w:ascii="Calibri" w:cs="Calibri" w:eastAsia="Calibri" w:hAnsi="Calibri"/>
-          <w:sz w:val="22"/>
-          <w:szCs w:val="22"/>
+        <w:spacing w:after="80"/>
+      </w:pPr>
+      <w:r>
+        <w:rPr>
+          <w:rFonts w:ascii="Calibri" w:cs="Calibri" w:eastAsia="Calibri" w:hAnsi="Calibri"/>
+          <w:i/>
+          <w:iCs/>
+          <w:color w:val="555555"/>
+          <w:sz w:val="20"/>
+          <w:szCs w:val="20"/>
+        </w:rPr>
+        <w:t xml:space="preserve">Drafted from your answers.</w:t>
+      </w:r>
+    </w:p>
+    <w:p>
+      <w:pPr>
+        <w:spacing w:after="120" w:line="276"/>
+      </w:pPr>
+      <w:r>
+        <w:rPr>
+          <w:rFonts w:ascii="Calibri" w:cs="Calibri" w:eastAsia="Calibri" w:hAnsi="Calibri"/>
         </w:rPr>
         <w:t xml:space="preserve">Sunrise Supports is run by one person, a sole trader. The owner is the only key personnel and makes all decisions. We have no workers at present. These steps show how we govern the business in a way that suits our size.</w:t>
       </w:r>
@@ -1478,13 +1560,11 @@
           <w:ilvl w:val="0"/>
           <w:numId w:val="3"/>
         </w:numPr>
-        <w:spacing w:after="60"/>
-      </w:pPr>
-      <w:r>
-        <w:rPr>
-          <w:rFonts w:ascii="Calibri" w:cs="Calibri" w:eastAsia="Calibri" w:hAnsi="Calibri"/>
-          <w:sz w:val="22"/>
-          <w:szCs w:val="22"/>
+        <w:spacing w:after="60" w:line="276"/>
+      </w:pPr>
+      <w:r>
+        <w:rPr>
+          <w:rFonts w:ascii="Calibri" w:cs="Calibri" w:eastAsia="Calibri" w:hAnsi="Calibri"/>
         </w:rPr>
         <w:t xml:space="preserve">We make every decision about how we deliver 0120 Household tasks in New South Wales, and we write down any decision that changes how we work or what we offer.</w:t>
       </w:r>
@@ -1496,13 +1576,11 @@
           <w:ilvl w:val="0"/>
           <w:numId w:val="3"/>
         </w:numPr>
-        <w:spacing w:after="60"/>
-      </w:pPr>
-      <w:r>
-        <w:rPr>
-          <w:rFonts w:ascii="Calibri" w:cs="Calibri" w:eastAsia="Calibri" w:hAnsi="Calibri"/>
-          <w:sz w:val="22"/>
-          <w:szCs w:val="22"/>
+        <w:spacing w:after="60" w:line="276"/>
+      </w:pPr>
+      <w:r>
+        <w:rPr>
+          <w:rFonts w:ascii="Calibri" w:cs="Calibri" w:eastAsia="Calibri" w:hAnsi="Calibri"/>
         </w:rPr>
         <w:t xml:space="preserve">Before we take on a new participant or a new type of support, we check that it fits within our registration and that we can deliver it safely.</w:t>
       </w:r>
@@ -1514,13 +1592,11 @@
           <w:ilvl w:val="0"/>
           <w:numId w:val="3"/>
         </w:numPr>
-        <w:spacing w:after="60"/>
-      </w:pPr>
-      <w:r>
-        <w:rPr>
-          <w:rFonts w:ascii="Calibri" w:cs="Calibri" w:eastAsia="Calibri" w:hAnsi="Calibri"/>
-          <w:sz w:val="22"/>
-          <w:szCs w:val="22"/>
+        <w:spacing w:after="60" w:line="276"/>
+      </w:pPr>
+      <w:r>
+        <w:rPr>
+          <w:rFonts w:ascii="Calibri" w:cs="Calibri" w:eastAsia="Calibri" w:hAnsi="Calibri"/>
         </w:rPr>
         <w:t xml:space="preserve">We keep our personal interests separate from our work. If a personal or financial interest could affect a decision about a participant, we write it down, tell the participant, and take steps to manage it. We do not take on the work if we cannot manage the conflict fairly.</w:t>
       </w:r>
@@ -1532,13 +1608,11 @@
           <w:ilvl w:val="0"/>
           <w:numId w:val="3"/>
         </w:numPr>
-        <w:spacing w:after="60"/>
-      </w:pPr>
-      <w:r>
-        <w:rPr>
-          <w:rFonts w:ascii="Calibri" w:cs="Calibri" w:eastAsia="Calibri" w:hAnsi="Calibri"/>
-          <w:sz w:val="22"/>
-          <w:szCs w:val="22"/>
+        <w:spacing w:after="60" w:line="276"/>
+      </w:pPr>
+      <w:r>
+        <w:rPr>
+          <w:rFonts w:ascii="Calibri" w:cs="Calibri" w:eastAsia="Calibri" w:hAnsi="Calibri"/>
         </w:rPr>
         <w:t xml:space="preserve">We check each role we perform to see if it is a risk-assessed role, and we keep the worker screening and checks that role needs up to date.</w:t>
       </w:r>
@@ -1550,13 +1624,11 @@
           <w:ilvl w:val="0"/>
           <w:numId w:val="3"/>
         </w:numPr>
-        <w:spacing w:after="60"/>
-      </w:pPr>
-      <w:r>
-        <w:rPr>
-          <w:rFonts w:ascii="Calibri" w:cs="Calibri" w:eastAsia="Calibri" w:hAnsi="Calibri"/>
-          <w:sz w:val="22"/>
-          <w:szCs w:val="22"/>
+        <w:spacing w:after="60" w:line="276"/>
+      </w:pPr>
+      <w:r>
+        <w:rPr>
+          <w:rFonts w:ascii="Calibri" w:cs="Calibri" w:eastAsia="Calibri" w:hAnsi="Calibri"/>
         </w:rPr>
         <w:t xml:space="preserve">We do not use restrictive practices. If a participant's needs ever seem to call for one, we stop and get advice before we act, and we record what we decided and why.</w:t>
       </w:r>
@@ -1568,13 +1640,11 @@
           <w:ilvl w:val="0"/>
           <w:numId w:val="3"/>
         </w:numPr>
-        <w:spacing w:after="60"/>
-      </w:pPr>
-      <w:r>
-        <w:rPr>
-          <w:rFonts w:ascii="Calibri" w:cs="Calibri" w:eastAsia="Calibri" w:hAnsi="Calibri"/>
-          <w:sz w:val="22"/>
-          <w:szCs w:val="22"/>
+        <w:spacing w:after="60" w:line="276"/>
+      </w:pPr>
+      <w:r>
+        <w:rPr>
+          <w:rFonts w:ascii="Calibri" w:cs="Calibri" w:eastAsia="Calibri" w:hAnsi="Calibri"/>
         </w:rPr>
         <w:t xml:space="preserve">We keep a list of the conditions of our registration and check at each register review that we are still meeting them.</w:t>
       </w:r>
@@ -1586,13 +1656,11 @@
           <w:ilvl w:val="0"/>
           <w:numId w:val="3"/>
         </w:numPr>
-        <w:spacing w:after="60"/>
-      </w:pPr>
-      <w:r>
-        <w:rPr>
-          <w:rFonts w:ascii="Calibri" w:cs="Calibri" w:eastAsia="Calibri" w:hAnsi="Calibri"/>
-          <w:sz w:val="22"/>
-          <w:szCs w:val="22"/>
+        <w:spacing w:after="60" w:line="276"/>
+      </w:pPr>
+      <w:r>
+        <w:rPr>
+          <w:rFonts w:ascii="Calibri" w:cs="Calibri" w:eastAsia="Calibri" w:hAnsi="Calibri"/>
         </w:rPr>
         <w:t xml:space="preserve">We seek outside advice when a decision is beyond our knowledge. A trusted adviser or peer can act as a sounding board for the owner, and we record whose advice we took and what we did with it.</w:t>
       </w:r>
@@ -1604,13 +1672,11 @@
           <w:ilvl w:val="0"/>
           <w:numId w:val="3"/>
         </w:numPr>
-        <w:spacing w:after="60"/>
-      </w:pPr>
-      <w:r>
-        <w:rPr>
-          <w:rFonts w:ascii="Calibri" w:cs="Calibri" w:eastAsia="Calibri" w:hAnsi="Calibri"/>
-          <w:sz w:val="22"/>
-          <w:szCs w:val="22"/>
+        <w:spacing w:after="60" w:line="276"/>
+      </w:pPr>
+      <w:r>
+        <w:rPr>
+          <w:rFonts w:ascii="Calibri" w:cs="Calibri" w:eastAsia="Calibri" w:hAnsi="Calibri"/>
         </w:rPr>
         <w:t xml:space="preserve">We look at how the business is doing every 3 months. We look at feedback, complaints, incidents, risks and whether participants are getting the support they asked for. We write down what we found and what we will change.</w:t>
       </w:r>
@@ -1622,13 +1688,11 @@
           <w:ilvl w:val="0"/>
           <w:numId w:val="3"/>
         </w:numPr>
-        <w:spacing w:after="60"/>
-      </w:pPr>
-      <w:r>
-        <w:rPr>
-          <w:rFonts w:ascii="Calibri" w:cs="Calibri" w:eastAsia="Calibri" w:hAnsi="Calibri"/>
-          <w:sz w:val="22"/>
-          <w:szCs w:val="22"/>
+        <w:spacing w:after="60" w:line="276"/>
+      </w:pPr>
+      <w:r>
+        <w:rPr>
+          <w:rFonts w:ascii="Calibri" w:cs="Calibri" w:eastAsia="Calibri" w:hAnsi="Calibri"/>
         </w:rPr>
         <w:t xml:space="preserve">If we plan to employ or engage workers in future, we update this policy and our structure and delegations before the first worker starts, and we confirm what each worker can decide and what they must refer to the owner.</w:t>
       </w:r>
@@ -1640,26 +1704,22 @@
           <w:ilvl w:val="0"/>
           <w:numId w:val="3"/>
         </w:numPr>
-        <w:spacing w:after="60"/>
-      </w:pPr>
-      <w:r>
-        <w:rPr>
-          <w:rFonts w:ascii="Calibri" w:cs="Calibri" w:eastAsia="Calibri" w:hAnsi="Calibri"/>
-          <w:sz w:val="22"/>
-          <w:szCs w:val="22"/>
+        <w:spacing w:after="60" w:line="276"/>
+      </w:pPr>
+      <w:r>
+        <w:rPr>
+          <w:rFonts w:ascii="Calibri" w:cs="Calibri" w:eastAsia="Calibri" w:hAnsi="Calibri"/>
         </w:rPr>
         <w:t xml:space="preserve">We review this policy every 12 months and our registers every 3 months, and we record each review in the Policy review register.</w:t>
       </w:r>
     </w:p>
     <w:p>
       <w:pPr>
-        <w:spacing w:after="120"/>
-      </w:pPr>
-      <w:r>
-        <w:rPr>
-          <w:rFonts w:ascii="Calibri" w:cs="Calibri" w:eastAsia="Calibri" w:hAnsi="Calibri"/>
-          <w:sz w:val="22"/>
-          <w:szCs w:val="22"/>
+        <w:spacing w:after="120" w:line="276"/>
+      </w:pPr>
+      <w:r>
+        <w:rPr>
+          <w:rFonts w:ascii="Calibri" w:cs="Calibri" w:eastAsia="Calibri" w:hAnsi="Calibri"/>
         </w:rPr>
         <w:t xml:space="preserve">For who does what, see section 6 Responsibilities and section 7 Our structure and delegations. For the records we keep, see section 8 Records and evidence to retain.</w:t>
       </w:r>
@@ -1680,13 +1740,27 @@
     </w:p>
     <w:p>
       <w:pPr>
-        <w:spacing w:after="120"/>
-      </w:pPr>
-      <w:r>
-        <w:rPr>
-          <w:rFonts w:ascii="Calibri" w:cs="Calibri" w:eastAsia="Calibri" w:hAnsi="Calibri"/>
-          <w:sz w:val="22"/>
-          <w:szCs w:val="22"/>
+        <w:spacing w:after="80"/>
+      </w:pPr>
+      <w:r>
+        <w:rPr>
+          <w:rFonts w:ascii="Calibri" w:cs="Calibri" w:eastAsia="Calibri" w:hAnsi="Calibri"/>
+          <w:i/>
+          <w:iCs/>
+          <w:color w:val="555555"/>
+          <w:sz w:val="20"/>
+          <w:szCs w:val="20"/>
+        </w:rPr>
+        <w:t xml:space="preserve">Drafted from your answers.</w:t>
+      </w:r>
+    </w:p>
+    <w:p>
+      <w:pPr>
+        <w:spacing w:after="120" w:line="276"/>
+      </w:pPr>
+      <w:r>
+        <w:rPr>
+          <w:rFonts w:ascii="Calibri" w:cs="Calibri" w:eastAsia="Calibri" w:hAnsi="Calibri"/>
         </w:rPr>
         <w:t xml:space="preserve">Sunrise Supports is run by one person, who is a sole trader. We have no other workers and one key personnel position. The owner holds every role in the table below. If we take on workers later, we will update this table to show who does each task.</w:t>
       </w:r>
@@ -1729,8 +1803,6 @@
                 <w:rFonts w:ascii="Calibri" w:cs="Calibri" w:eastAsia="Calibri" w:hAnsi="Calibri"/>
                 <w:b/>
                 <w:bCs/>
-                <w:sz w:val="22"/>
-                <w:szCs w:val="22"/>
               </w:rPr>
               <w:t xml:space="preserve">Role</w:t>
             </w:r>
@@ -1753,8 +1825,6 @@
                 <w:rFonts w:ascii="Calibri" w:cs="Calibri" w:eastAsia="Calibri" w:hAnsi="Calibri"/>
                 <w:b/>
                 <w:bCs/>
-                <w:sz w:val="22"/>
-                <w:szCs w:val="22"/>
               </w:rPr>
               <w:t xml:space="preserve">Does what</w:t>
             </w:r>
@@ -1777,8 +1847,6 @@
                 <w:rFonts w:ascii="Calibri" w:cs="Calibri" w:eastAsia="Calibri" w:hAnsi="Calibri"/>
                 <w:b/>
                 <w:bCs/>
-                <w:sz w:val="22"/>
-                <w:szCs w:val="22"/>
               </w:rPr>
               <w:t xml:space="preserve">When</w:t>
             </w:r>
@@ -1786,22 +1854,23 @@
         </w:tc>
       </w:tr>
       <w:tr>
-        <w:tc>
-          <w:tcPr>
-            <w:tcW w:type="dxa" w:w="3000"/>
-            <w:tcBorders>
-              <w:top w:val="single" w:color="999999" w:sz="4"/>
-              <w:left w:val="single" w:color="999999" w:sz="4"/>
-              <w:bottom w:val="single" w:color="999999" w:sz="4"/>
-              <w:right w:val="single" w:color="999999" w:sz="4"/>
-            </w:tcBorders>
-          </w:tcPr>
-          <w:p>
-            <w:r>
-              <w:rPr>
-                <w:rFonts w:ascii="Calibri" w:cs="Calibri" w:eastAsia="Calibri" w:hAnsi="Calibri"/>
-                <w:sz w:val="22"/>
-                <w:szCs w:val="22"/>
+        <w:trPr>
+          <w:cantSplit/>
+        </w:trPr>
+        <w:tc>
+          <w:tcPr>
+            <w:tcW w:type="dxa" w:w="3000"/>
+            <w:tcBorders>
+              <w:top w:val="single" w:color="999999" w:sz="4"/>
+              <w:left w:val="single" w:color="999999" w:sz="4"/>
+              <w:bottom w:val="single" w:color="999999" w:sz="4"/>
+              <w:right w:val="single" w:color="999999" w:sz="4"/>
+            </w:tcBorders>
+          </w:tcPr>
+          <w:p>
+            <w:r>
+              <w:rPr>
+                <w:rFonts w:ascii="Calibri" w:cs="Calibri" w:eastAsia="Calibri" w:hAnsi="Calibri"/>
               </w:rPr>
               <w:t xml:space="preserve">Owner and key personnel</w:t>
             </w:r>
@@ -1821,8 +1890,6 @@
             <w:r>
               <w:rPr>
                 <w:rFonts w:ascii="Calibri" w:cs="Calibri" w:eastAsia="Calibri" w:hAnsi="Calibri"/>
-                <w:sz w:val="22"/>
-                <w:szCs w:val="22"/>
               </w:rPr>
               <w:t xml:space="preserve">Makes decisions for the business, and keeps this policy and the Policy review register up to date.</w:t>
             </w:r>
@@ -1842,8 +1909,6 @@
             <w:r>
               <w:rPr>
                 <w:rFonts w:ascii="Calibri" w:cs="Calibri" w:eastAsia="Calibri" w:hAnsi="Calibri"/>
-                <w:sz w:val="22"/>
-                <w:szCs w:val="22"/>
               </w:rPr>
               <w:t xml:space="preserve">Ongoing. Policy review every 12 months. Register review every 3 months.</w:t>
             </w:r>
@@ -1851,22 +1916,23 @@
         </w:tc>
       </w:tr>
       <w:tr>
-        <w:tc>
-          <w:tcPr>
-            <w:tcW w:type="dxa" w:w="3000"/>
-            <w:tcBorders>
-              <w:top w:val="single" w:color="999999" w:sz="4"/>
-              <w:left w:val="single" w:color="999999" w:sz="4"/>
-              <w:bottom w:val="single" w:color="999999" w:sz="4"/>
-              <w:right w:val="single" w:color="999999" w:sz="4"/>
-            </w:tcBorders>
-          </w:tcPr>
-          <w:p>
-            <w:r>
-              <w:rPr>
-                <w:rFonts w:ascii="Calibri" w:cs="Calibri" w:eastAsia="Calibri" w:hAnsi="Calibri"/>
-                <w:sz w:val="22"/>
-                <w:szCs w:val="22"/>
+        <w:trPr>
+          <w:cantSplit/>
+        </w:trPr>
+        <w:tc>
+          <w:tcPr>
+            <w:tcW w:type="dxa" w:w="3000"/>
+            <w:tcBorders>
+              <w:top w:val="single" w:color="999999" w:sz="4"/>
+              <w:left w:val="single" w:color="999999" w:sz="4"/>
+              <w:bottom w:val="single" w:color="999999" w:sz="4"/>
+              <w:right w:val="single" w:color="999999" w:sz="4"/>
+            </w:tcBorders>
+          </w:tcPr>
+          <w:p>
+            <w:r>
+              <w:rPr>
+                <w:rFonts w:ascii="Calibri" w:cs="Calibri" w:eastAsia="Calibri" w:hAnsi="Calibri"/>
               </w:rPr>
               <w:t xml:space="preserve">Owner as service provider</w:t>
             </w:r>
@@ -1886,8 +1952,6 @@
             <w:r>
               <w:rPr>
                 <w:rFonts w:ascii="Calibri" w:cs="Calibri" w:eastAsia="Calibri" w:hAnsi="Calibri"/>
-                <w:sz w:val="22"/>
-                <w:szCs w:val="22"/>
               </w:rPr>
               <w:t xml:space="preserve">Delivers household tasks to participants and follows our policies and procedures.</w:t>
             </w:r>
@@ -1907,8 +1971,6 @@
             <w:r>
               <w:rPr>
                 <w:rFonts w:ascii="Calibri" w:cs="Calibri" w:eastAsia="Calibri" w:hAnsi="Calibri"/>
-                <w:sz w:val="22"/>
-                <w:szCs w:val="22"/>
               </w:rPr>
               <w:t xml:space="preserve">Every time we deliver a support.</w:t>
             </w:r>
@@ -1916,22 +1978,23 @@
         </w:tc>
       </w:tr>
       <w:tr>
-        <w:tc>
-          <w:tcPr>
-            <w:tcW w:type="dxa" w:w="3000"/>
-            <w:tcBorders>
-              <w:top w:val="single" w:color="999999" w:sz="4"/>
-              <w:left w:val="single" w:color="999999" w:sz="4"/>
-              <w:bottom w:val="single" w:color="999999" w:sz="4"/>
-              <w:right w:val="single" w:color="999999" w:sz="4"/>
-            </w:tcBorders>
-          </w:tcPr>
-          <w:p>
-            <w:r>
-              <w:rPr>
-                <w:rFonts w:ascii="Calibri" w:cs="Calibri" w:eastAsia="Calibri" w:hAnsi="Calibri"/>
-                <w:sz w:val="22"/>
-                <w:szCs w:val="22"/>
+        <w:trPr>
+          <w:cantSplit/>
+        </w:trPr>
+        <w:tc>
+          <w:tcPr>
+            <w:tcW w:type="dxa" w:w="3000"/>
+            <w:tcBorders>
+              <w:top w:val="single" w:color="999999" w:sz="4"/>
+              <w:left w:val="single" w:color="999999" w:sz="4"/>
+              <w:bottom w:val="single" w:color="999999" w:sz="4"/>
+              <w:right w:val="single" w:color="999999" w:sz="4"/>
+            </w:tcBorders>
+          </w:tcPr>
+          <w:p>
+            <w:r>
+              <w:rPr>
+                <w:rFonts w:ascii="Calibri" w:cs="Calibri" w:eastAsia="Calibri" w:hAnsi="Calibri"/>
               </w:rPr>
               <w:t xml:space="preserve">Owner as risk reviewer</w:t>
             </w:r>
@@ -1951,8 +2014,6 @@
             <w:r>
               <w:rPr>
                 <w:rFonts w:ascii="Calibri" w:cs="Calibri" w:eastAsia="Calibri" w:hAnsi="Calibri"/>
-                <w:sz w:val="22"/>
-                <w:szCs w:val="22"/>
               </w:rPr>
               <w:t xml:space="preserve">Checks whether any role needs a risk assessment, and records the result.</w:t>
             </w:r>
@@ -1972,8 +2033,6 @@
             <w:r>
               <w:rPr>
                 <w:rFonts w:ascii="Calibri" w:cs="Calibri" w:eastAsia="Calibri" w:hAnsi="Calibri"/>
-                <w:sz w:val="22"/>
-                <w:szCs w:val="22"/>
               </w:rPr>
               <w:t xml:space="preserve">When a role is set up or changes, and at each policy review.</w:t>
             </w:r>
@@ -1981,22 +2040,23 @@
         </w:tc>
       </w:tr>
       <w:tr>
-        <w:tc>
-          <w:tcPr>
-            <w:tcW w:type="dxa" w:w="3000"/>
-            <w:tcBorders>
-              <w:top w:val="single" w:color="999999" w:sz="4"/>
-              <w:left w:val="single" w:color="999999" w:sz="4"/>
-              <w:bottom w:val="single" w:color="999999" w:sz="4"/>
-              <w:right w:val="single" w:color="999999" w:sz="4"/>
-            </w:tcBorders>
-          </w:tcPr>
-          <w:p>
-            <w:r>
-              <w:rPr>
-                <w:rFonts w:ascii="Calibri" w:cs="Calibri" w:eastAsia="Calibri" w:hAnsi="Calibri"/>
-                <w:sz w:val="22"/>
-                <w:szCs w:val="22"/>
+        <w:trPr>
+          <w:cantSplit/>
+        </w:trPr>
+        <w:tc>
+          <w:tcPr>
+            <w:tcW w:type="dxa" w:w="3000"/>
+            <w:tcBorders>
+              <w:top w:val="single" w:color="999999" w:sz="4"/>
+              <w:left w:val="single" w:color="999999" w:sz="4"/>
+              <w:bottom w:val="single" w:color="999999" w:sz="4"/>
+              <w:right w:val="single" w:color="999999" w:sz="4"/>
+            </w:tcBorders>
+          </w:tcPr>
+          <w:p>
+            <w:r>
+              <w:rPr>
+                <w:rFonts w:ascii="Calibri" w:cs="Calibri" w:eastAsia="Calibri" w:hAnsi="Calibri"/>
               </w:rPr>
               <w:t xml:space="preserve">Owner as conflict of interest manager</w:t>
             </w:r>
@@ -2016,8 +2076,6 @@
             <w:r>
               <w:rPr>
                 <w:rFonts w:ascii="Calibri" w:cs="Calibri" w:eastAsia="Calibri" w:hAnsi="Calibri"/>
-                <w:sz w:val="22"/>
-                <w:szCs w:val="22"/>
               </w:rPr>
               <w:t xml:space="preserve">Declares and records any conflict of interest, and decides how to manage it, as set out in section 5 How we put this into practice.</w:t>
             </w:r>
@@ -2037,8 +2095,6 @@
             <w:r>
               <w:rPr>
                 <w:rFonts w:ascii="Calibri" w:cs="Calibri" w:eastAsia="Calibri" w:hAnsi="Calibri"/>
-                <w:sz w:val="22"/>
-                <w:szCs w:val="22"/>
               </w:rPr>
               <w:t xml:space="preserve">As soon as we become aware of a conflict.</w:t>
             </w:r>
@@ -2046,22 +2102,23 @@
         </w:tc>
       </w:tr>
       <w:tr>
-        <w:tc>
-          <w:tcPr>
-            <w:tcW w:type="dxa" w:w="3000"/>
-            <w:tcBorders>
-              <w:top w:val="single" w:color="999999" w:sz="4"/>
-              <w:left w:val="single" w:color="999999" w:sz="4"/>
-              <w:bottom w:val="single" w:color="999999" w:sz="4"/>
-              <w:right w:val="single" w:color="999999" w:sz="4"/>
-            </w:tcBorders>
-          </w:tcPr>
-          <w:p>
-            <w:r>
-              <w:rPr>
-                <w:rFonts w:ascii="Calibri" w:cs="Calibri" w:eastAsia="Calibri" w:hAnsi="Calibri"/>
-                <w:sz w:val="22"/>
-                <w:szCs w:val="22"/>
+        <w:trPr>
+          <w:cantSplit/>
+        </w:trPr>
+        <w:tc>
+          <w:tcPr>
+            <w:tcW w:type="dxa" w:w="3000"/>
+            <w:tcBorders>
+              <w:top w:val="single" w:color="999999" w:sz="4"/>
+              <w:left w:val="single" w:color="999999" w:sz="4"/>
+              <w:bottom w:val="single" w:color="999999" w:sz="4"/>
+              <w:right w:val="single" w:color="999999" w:sz="4"/>
+            </w:tcBorders>
+          </w:tcPr>
+          <w:p>
+            <w:r>
+              <w:rPr>
+                <w:rFonts w:ascii="Calibri" w:cs="Calibri" w:eastAsia="Calibri" w:hAnsi="Calibri"/>
               </w:rPr>
               <w:t xml:space="preserve">Owner as records keeper</w:t>
             </w:r>
@@ -2081,8 +2138,6 @@
             <w:r>
               <w:rPr>
                 <w:rFonts w:ascii="Calibri" w:cs="Calibri" w:eastAsia="Calibri" w:hAnsi="Calibri"/>
-                <w:sz w:val="22"/>
-                <w:szCs w:val="22"/>
               </w:rPr>
               <w:t xml:space="preserve">Keeps the records named in section 8 Records and evidence to retain and the registers in section 9 Related documents and registers.</w:t>
             </w:r>
@@ -2102,8 +2157,6 @@
             <w:r>
               <w:rPr>
                 <w:rFonts w:ascii="Calibri" w:cs="Calibri" w:eastAsia="Calibri" w:hAnsi="Calibri"/>
-                <w:sz w:val="22"/>
-                <w:szCs w:val="22"/>
               </w:rPr>
               <w:t xml:space="preserve">Ongoing.</w:t>
             </w:r>
@@ -2113,39 +2166,33 @@
     </w:tbl>
     <w:p>
       <w:pPr>
-        <w:spacing w:after="120"/>
-      </w:pPr>
-      <w:r>
-        <w:rPr>
-          <w:rFonts w:ascii="Calibri" w:cs="Calibri" w:eastAsia="Calibri" w:hAnsi="Calibri"/>
-          <w:sz w:val="22"/>
-          <w:szCs w:val="22"/>
+        <w:spacing w:after="120" w:line="276"/>
+      </w:pPr>
+      <w:r>
+        <w:rPr>
+          <w:rFonts w:ascii="Calibri" w:cs="Calibri" w:eastAsia="Calibri" w:hAnsi="Calibri"/>
         </w:rPr>
         <w:t xml:space="preserve"/>
       </w:r>
     </w:p>
     <w:p>
       <w:pPr>
-        <w:spacing w:after="120"/>
-      </w:pPr>
-      <w:r>
-        <w:rPr>
-          <w:rFonts w:ascii="Calibri" w:cs="Calibri" w:eastAsia="Calibri" w:hAnsi="Calibri"/>
-          <w:sz w:val="22"/>
-          <w:szCs w:val="22"/>
+        <w:spacing w:after="120" w:line="276"/>
+      </w:pPr>
+      <w:r>
+        <w:rPr>
+          <w:rFonts w:ascii="Calibri" w:cs="Calibri" w:eastAsia="Calibri" w:hAnsi="Calibri"/>
         </w:rPr>
         <w:t xml:space="preserve">Because one person holds every role, we get a second view in two ways. At each review we read this policy again and check that it still matches how we work. If we are unsure about a decision, we ask a trusted adviser and record what we decided and why.</w:t>
       </w:r>
     </w:p>
     <w:p>
       <w:pPr>
-        <w:spacing w:after="120"/>
-      </w:pPr>
-      <w:r>
-        <w:rPr>
-          <w:rFonts w:ascii="Calibri" w:cs="Calibri" w:eastAsia="Calibri" w:hAnsi="Calibri"/>
-          <w:sz w:val="22"/>
-          <w:szCs w:val="22"/>
+        <w:spacing w:after="120" w:line="276"/>
+      </w:pPr>
+      <w:r>
+        <w:rPr>
+          <w:rFonts w:ascii="Calibri" w:cs="Calibri" w:eastAsia="Calibri" w:hAnsi="Calibri"/>
         </w:rPr>
         <w:t xml:space="preserve">Time limits and definitions are not repeated here. They are in the sections where they belong, and we use those sections when we need them.</w:t>
       </w:r>
@@ -2183,8 +2230,6 @@
                 <w:rFonts w:ascii="Calibri" w:cs="Calibri" w:eastAsia="Calibri" w:hAnsi="Calibri"/>
                 <w:i/>
                 <w:iCs/>
-                <w:sz w:val="22"/>
-                <w:szCs w:val="22"/>
               </w:rPr>
               <w:t xml:space="preserve">[Provider to complete: name of the trusted adviser or contact we ask when we are unsure about a decision, if we have one.]</w:t>
             </w:r>
@@ -2194,13 +2239,11 @@
     </w:tbl>
     <w:p>
       <w:pPr>
-        <w:spacing w:after="120"/>
-      </w:pPr>
-      <w:r>
-        <w:rPr>
-          <w:rFonts w:ascii="Calibri" w:cs="Calibri" w:eastAsia="Calibri" w:hAnsi="Calibri"/>
-          <w:sz w:val="22"/>
-          <w:szCs w:val="22"/>
+        <w:spacing w:after="120" w:line="276"/>
+      </w:pPr>
+      <w:r>
+        <w:rPr>
+          <w:rFonts w:ascii="Calibri" w:cs="Calibri" w:eastAsia="Calibri" w:hAnsi="Calibri"/>
         </w:rPr>
         <w:t xml:space="preserve"/>
       </w:r>
@@ -2221,26 +2264,38 @@
     </w:p>
     <w:p>
       <w:pPr>
-        <w:spacing w:after="120"/>
-      </w:pPr>
-      <w:r>
-        <w:rPr>
-          <w:rFonts w:ascii="Calibri" w:cs="Calibri" w:eastAsia="Calibri" w:hAnsi="Calibri"/>
-          <w:sz w:val="22"/>
-          <w:szCs w:val="22"/>
+        <w:spacing w:after="80"/>
+      </w:pPr>
+      <w:r>
+        <w:rPr>
+          <w:rFonts w:ascii="Calibri" w:cs="Calibri" w:eastAsia="Calibri" w:hAnsi="Calibri"/>
+          <w:i/>
+          <w:iCs/>
+          <w:color w:val="555555"/>
+          <w:sz w:val="20"/>
+          <w:szCs w:val="20"/>
+        </w:rPr>
+        <w:t xml:space="preserve">Drafted from your answers.</w:t>
+      </w:r>
+    </w:p>
+    <w:p>
+      <w:pPr>
+        <w:spacing w:after="120" w:line="276"/>
+      </w:pPr>
+      <w:r>
+        <w:rPr>
+          <w:rFonts w:ascii="Calibri" w:cs="Calibri" w:eastAsia="Calibri" w:hAnsi="Calibri"/>
         </w:rPr>
         <w:t xml:space="preserve">Sunrise Supports is run as a sole trader business in New South Wales. We provide 0120 Household tasks. The owner is the one key person in the business and works alone. There are no other workers at present.</w:t>
       </w:r>
     </w:p>
     <w:p>
       <w:pPr>
-        <w:spacing w:after="120"/>
-      </w:pPr>
-      <w:r>
-        <w:rPr>
-          <w:rFonts w:ascii="Calibri" w:cs="Calibri" w:eastAsia="Calibri" w:hAnsi="Calibri"/>
-          <w:sz w:val="22"/>
-          <w:szCs w:val="22"/>
+        <w:spacing w:after="120" w:line="276"/>
+      </w:pPr>
+      <w:r>
+        <w:rPr>
+          <w:rFonts w:ascii="Calibri" w:cs="Calibri" w:eastAsia="Calibri" w:hAnsi="Calibri"/>
         </w:rPr>
         <w:t xml:space="preserve">Because the owner is the only key person, the owner holds every decision and delegation listed in this section. We do not use any restrictive practices, so we hold no delegation for them.</w:t>
       </w:r>
@@ -2283,8 +2338,6 @@
                 <w:rFonts w:ascii="Calibri" w:cs="Calibri" w:eastAsia="Calibri" w:hAnsi="Calibri"/>
                 <w:b/>
                 <w:bCs/>
-                <w:sz w:val="22"/>
-                <w:szCs w:val="22"/>
               </w:rPr>
               <w:t xml:space="preserve">Area</w:t>
             </w:r>
@@ -2307,8 +2360,6 @@
                 <w:rFonts w:ascii="Calibri" w:cs="Calibri" w:eastAsia="Calibri" w:hAnsi="Calibri"/>
                 <w:b/>
                 <w:bCs/>
-                <w:sz w:val="22"/>
-                <w:szCs w:val="22"/>
               </w:rPr>
               <w:t xml:space="preserve">Held by</w:t>
             </w:r>
@@ -2331,8 +2382,6 @@
                 <w:rFonts w:ascii="Calibri" w:cs="Calibri" w:eastAsia="Calibri" w:hAnsi="Calibri"/>
                 <w:b/>
                 <w:bCs/>
-                <w:sz w:val="22"/>
-                <w:szCs w:val="22"/>
               </w:rPr>
               <w:t xml:space="preserve">What this covers</w:t>
             </w:r>
@@ -2340,22 +2389,23 @@
         </w:tc>
       </w:tr>
       <w:tr>
-        <w:tc>
-          <w:tcPr>
-            <w:tcW w:type="dxa" w:w="3000"/>
-            <w:tcBorders>
-              <w:top w:val="single" w:color="999999" w:sz="4"/>
-              <w:left w:val="single" w:color="999999" w:sz="4"/>
-              <w:bottom w:val="single" w:color="999999" w:sz="4"/>
-              <w:right w:val="single" w:color="999999" w:sz="4"/>
-            </w:tcBorders>
-          </w:tcPr>
-          <w:p>
-            <w:r>
-              <w:rPr>
-                <w:rFonts w:ascii="Calibri" w:cs="Calibri" w:eastAsia="Calibri" w:hAnsi="Calibri"/>
-                <w:sz w:val="22"/>
-                <w:szCs w:val="22"/>
+        <w:trPr>
+          <w:cantSplit/>
+        </w:trPr>
+        <w:tc>
+          <w:tcPr>
+            <w:tcW w:type="dxa" w:w="3000"/>
+            <w:tcBorders>
+              <w:top w:val="single" w:color="999999" w:sz="4"/>
+              <w:left w:val="single" w:color="999999" w:sz="4"/>
+              <w:bottom w:val="single" w:color="999999" w:sz="4"/>
+              <w:right w:val="single" w:color="999999" w:sz="4"/>
+            </w:tcBorders>
+          </w:tcPr>
+          <w:p>
+            <w:r>
+              <w:rPr>
+                <w:rFonts w:ascii="Calibri" w:cs="Calibri" w:eastAsia="Calibri" w:hAnsi="Calibri"/>
               </w:rPr>
               <w:t xml:space="preserve">Governance and overall direction</w:t>
             </w:r>
@@ -2375,8 +2425,6 @@
             <w:r>
               <w:rPr>
                 <w:rFonts w:ascii="Calibri" w:cs="Calibri" w:eastAsia="Calibri" w:hAnsi="Calibri"/>
-                <w:sz w:val="22"/>
-                <w:szCs w:val="22"/>
               </w:rPr>
               <w:t xml:space="preserve">Owner</w:t>
             </w:r>
@@ -2396,8 +2444,6 @@
             <w:r>
               <w:rPr>
                 <w:rFonts w:ascii="Calibri" w:cs="Calibri" w:eastAsia="Calibri" w:hAnsi="Calibri"/>
-                <w:sz w:val="22"/>
-                <w:szCs w:val="22"/>
               </w:rPr>
               <w:t xml:space="preserve">Setting the direction of the business and approving this policy</w:t>
             </w:r>
@@ -2405,22 +2451,23 @@
         </w:tc>
       </w:tr>
       <w:tr>
-        <w:tc>
-          <w:tcPr>
-            <w:tcW w:type="dxa" w:w="3000"/>
-            <w:tcBorders>
-              <w:top w:val="single" w:color="999999" w:sz="4"/>
-              <w:left w:val="single" w:color="999999" w:sz="4"/>
-              <w:bottom w:val="single" w:color="999999" w:sz="4"/>
-              <w:right w:val="single" w:color="999999" w:sz="4"/>
-            </w:tcBorders>
-          </w:tcPr>
-          <w:p>
-            <w:r>
-              <w:rPr>
-                <w:rFonts w:ascii="Calibri" w:cs="Calibri" w:eastAsia="Calibri" w:hAnsi="Calibri"/>
-                <w:sz w:val="22"/>
-                <w:szCs w:val="22"/>
+        <w:trPr>
+          <w:cantSplit/>
+        </w:trPr>
+        <w:tc>
+          <w:tcPr>
+            <w:tcW w:type="dxa" w:w="3000"/>
+            <w:tcBorders>
+              <w:top w:val="single" w:color="999999" w:sz="4"/>
+              <w:left w:val="single" w:color="999999" w:sz="4"/>
+              <w:bottom w:val="single" w:color="999999" w:sz="4"/>
+              <w:right w:val="single" w:color="999999" w:sz="4"/>
+            </w:tcBorders>
+          </w:tcPr>
+          <w:p>
+            <w:r>
+              <w:rPr>
+                <w:rFonts w:ascii="Calibri" w:cs="Calibri" w:eastAsia="Calibri" w:hAnsi="Calibri"/>
               </w:rPr>
               <w:t xml:space="preserve">Meeting our registration conditions</w:t>
             </w:r>
@@ -2440,8 +2487,6 @@
             <w:r>
               <w:rPr>
                 <w:rFonts w:ascii="Calibri" w:cs="Calibri" w:eastAsia="Calibri" w:hAnsi="Calibri"/>
-                <w:sz w:val="22"/>
-                <w:szCs w:val="22"/>
               </w:rPr>
               <w:t xml:space="preserve">Owner</w:t>
             </w:r>
@@ -2461,8 +2506,6 @@
             <w:r>
               <w:rPr>
                 <w:rFonts w:ascii="Calibri" w:cs="Calibri" w:eastAsia="Calibri" w:hAnsi="Calibri"/>
-                <w:sz w:val="22"/>
-                <w:szCs w:val="22"/>
               </w:rPr>
               <w:t xml:space="preserve">Keeping our registration details current and telling the Commission about changes we must report</w:t>
             </w:r>
@@ -2470,22 +2513,23 @@
         </w:tc>
       </w:tr>
       <w:tr>
-        <w:tc>
-          <w:tcPr>
-            <w:tcW w:type="dxa" w:w="3000"/>
-            <w:tcBorders>
-              <w:top w:val="single" w:color="999999" w:sz="4"/>
-              <w:left w:val="single" w:color="999999" w:sz="4"/>
-              <w:bottom w:val="single" w:color="999999" w:sz="4"/>
-              <w:right w:val="single" w:color="999999" w:sz="4"/>
-            </w:tcBorders>
-          </w:tcPr>
-          <w:p>
-            <w:r>
-              <w:rPr>
-                <w:rFonts w:ascii="Calibri" w:cs="Calibri" w:eastAsia="Calibri" w:hAnsi="Calibri"/>
-                <w:sz w:val="22"/>
-                <w:szCs w:val="22"/>
+        <w:trPr>
+          <w:cantSplit/>
+        </w:trPr>
+        <w:tc>
+          <w:tcPr>
+            <w:tcW w:type="dxa" w:w="3000"/>
+            <w:tcBorders>
+              <w:top w:val="single" w:color="999999" w:sz="4"/>
+              <w:left w:val="single" w:color="999999" w:sz="4"/>
+              <w:bottom w:val="single" w:color="999999" w:sz="4"/>
+              <w:right w:val="single" w:color="999999" w:sz="4"/>
+            </w:tcBorders>
+          </w:tcPr>
+          <w:p>
+            <w:r>
+              <w:rPr>
+                <w:rFonts w:ascii="Calibri" w:cs="Calibri" w:eastAsia="Calibri" w:hAnsi="Calibri"/>
               </w:rPr>
               <w:t xml:space="preserve">Risk and incident oversight</w:t>
             </w:r>
@@ -2505,8 +2549,6 @@
             <w:r>
               <w:rPr>
                 <w:rFonts w:ascii="Calibri" w:cs="Calibri" w:eastAsia="Calibri" w:hAnsi="Calibri"/>
-                <w:sz w:val="22"/>
-                <w:szCs w:val="22"/>
               </w:rPr>
               <w:t xml:space="preserve">Owner</w:t>
             </w:r>
@@ -2526,8 +2568,6 @@
             <w:r>
               <w:rPr>
                 <w:rFonts w:ascii="Calibri" w:cs="Calibri" w:eastAsia="Calibri" w:hAnsi="Calibri"/>
-                <w:sz w:val="22"/>
-                <w:szCs w:val="22"/>
               </w:rPr>
               <w:t xml:space="preserve">Reviewing risks and incidents, and deciding what action to take</w:t>
             </w:r>
@@ -2535,22 +2575,23 @@
         </w:tc>
       </w:tr>
       <w:tr>
-        <w:tc>
-          <w:tcPr>
-            <w:tcW w:type="dxa" w:w="3000"/>
-            <w:tcBorders>
-              <w:top w:val="single" w:color="999999" w:sz="4"/>
-              <w:left w:val="single" w:color="999999" w:sz="4"/>
-              <w:bottom w:val="single" w:color="999999" w:sz="4"/>
-              <w:right w:val="single" w:color="999999" w:sz="4"/>
-            </w:tcBorders>
-          </w:tcPr>
-          <w:p>
-            <w:r>
-              <w:rPr>
-                <w:rFonts w:ascii="Calibri" w:cs="Calibri" w:eastAsia="Calibri" w:hAnsi="Calibri"/>
-                <w:sz w:val="22"/>
-                <w:szCs w:val="22"/>
+        <w:trPr>
+          <w:cantSplit/>
+        </w:trPr>
+        <w:tc>
+          <w:tcPr>
+            <w:tcW w:type="dxa" w:w="3000"/>
+            <w:tcBorders>
+              <w:top w:val="single" w:color="999999" w:sz="4"/>
+              <w:left w:val="single" w:color="999999" w:sz="4"/>
+              <w:bottom w:val="single" w:color="999999" w:sz="4"/>
+              <w:right w:val="single" w:color="999999" w:sz="4"/>
+            </w:tcBorders>
+          </w:tcPr>
+          <w:p>
+            <w:r>
+              <w:rPr>
+                <w:rFonts w:ascii="Calibri" w:cs="Calibri" w:eastAsia="Calibri" w:hAnsi="Calibri"/>
               </w:rPr>
               <w:t xml:space="preserve">Conflicts of interest</w:t>
             </w:r>
@@ -2570,8 +2611,6 @@
             <w:r>
               <w:rPr>
                 <w:rFonts w:ascii="Calibri" w:cs="Calibri" w:eastAsia="Calibri" w:hAnsi="Calibri"/>
-                <w:sz w:val="22"/>
-                <w:szCs w:val="22"/>
               </w:rPr>
               <w:t xml:space="preserve">Owner</w:t>
             </w:r>
@@ -2591,8 +2630,6 @@
             <w:r>
               <w:rPr>
                 <w:rFonts w:ascii="Calibri" w:cs="Calibri" w:eastAsia="Calibri" w:hAnsi="Calibri"/>
-                <w:sz w:val="22"/>
-                <w:szCs w:val="22"/>
               </w:rPr>
               <w:t xml:space="preserve">Recording and managing any conflict, and deciding how it is handled</w:t>
             </w:r>
@@ -2600,22 +2637,23 @@
         </w:tc>
       </w:tr>
       <w:tr>
-        <w:tc>
-          <w:tcPr>
-            <w:tcW w:type="dxa" w:w="3000"/>
-            <w:tcBorders>
-              <w:top w:val="single" w:color="999999" w:sz="4"/>
-              <w:left w:val="single" w:color="999999" w:sz="4"/>
-              <w:bottom w:val="single" w:color="999999" w:sz="4"/>
-              <w:right w:val="single" w:color="999999" w:sz="4"/>
-            </w:tcBorders>
-          </w:tcPr>
-          <w:p>
-            <w:r>
-              <w:rPr>
-                <w:rFonts w:ascii="Calibri" w:cs="Calibri" w:eastAsia="Calibri" w:hAnsi="Calibri"/>
-                <w:sz w:val="22"/>
-                <w:szCs w:val="22"/>
+        <w:trPr>
+          <w:cantSplit/>
+        </w:trPr>
+        <w:tc>
+          <w:tcPr>
+            <w:tcW w:type="dxa" w:w="3000"/>
+            <w:tcBorders>
+              <w:top w:val="single" w:color="999999" w:sz="4"/>
+              <w:left w:val="single" w:color="999999" w:sz="4"/>
+              <w:bottom w:val="single" w:color="999999" w:sz="4"/>
+              <w:right w:val="single" w:color="999999" w:sz="4"/>
+            </w:tcBorders>
+          </w:tcPr>
+          <w:p>
+            <w:r>
+              <w:rPr>
+                <w:rFonts w:ascii="Calibri" w:cs="Calibri" w:eastAsia="Calibri" w:hAnsi="Calibri"/>
               </w:rPr>
               <w:t xml:space="preserve">Policy and document control</w:t>
             </w:r>
@@ -2635,8 +2673,6 @@
             <w:r>
               <w:rPr>
                 <w:rFonts w:ascii="Calibri" w:cs="Calibri" w:eastAsia="Calibri" w:hAnsi="Calibri"/>
-                <w:sz w:val="22"/>
-                <w:szCs w:val="22"/>
               </w:rPr>
               <w:t xml:space="preserve">Owner</w:t>
             </w:r>
@@ -2656,8 +2692,6 @@
             <w:r>
               <w:rPr>
                 <w:rFonts w:ascii="Calibri" w:cs="Calibri" w:eastAsia="Calibri" w:hAnsi="Calibri"/>
-                <w:sz w:val="22"/>
-                <w:szCs w:val="22"/>
               </w:rPr>
               <w:t xml:space="preserve">Approving documents and keeping the policy review register up to date</w:t>
             </w:r>
@@ -2665,22 +2699,23 @@
         </w:tc>
       </w:tr>
       <w:tr>
-        <w:tc>
-          <w:tcPr>
-            <w:tcW w:type="dxa" w:w="3000"/>
-            <w:tcBorders>
-              <w:top w:val="single" w:color="999999" w:sz="4"/>
-              <w:left w:val="single" w:color="999999" w:sz="4"/>
-              <w:bottom w:val="single" w:color="999999" w:sz="4"/>
-              <w:right w:val="single" w:color="999999" w:sz="4"/>
-            </w:tcBorders>
-          </w:tcPr>
-          <w:p>
-            <w:r>
-              <w:rPr>
-                <w:rFonts w:ascii="Calibri" w:cs="Calibri" w:eastAsia="Calibri" w:hAnsi="Calibri"/>
-                <w:sz w:val="22"/>
-                <w:szCs w:val="22"/>
+        <w:trPr>
+          <w:cantSplit/>
+        </w:trPr>
+        <w:tc>
+          <w:tcPr>
+            <w:tcW w:type="dxa" w:w="3000"/>
+            <w:tcBorders>
+              <w:top w:val="single" w:color="999999" w:sz="4"/>
+              <w:left w:val="single" w:color="999999" w:sz="4"/>
+              <w:bottom w:val="single" w:color="999999" w:sz="4"/>
+              <w:right w:val="single" w:color="999999" w:sz="4"/>
+            </w:tcBorders>
+          </w:tcPr>
+          <w:p>
+            <w:r>
+              <w:rPr>
+                <w:rFonts w:ascii="Calibri" w:cs="Calibri" w:eastAsia="Calibri" w:hAnsi="Calibri"/>
               </w:rPr>
               <w:t xml:space="preserve">Worker screening and role risk</w:t>
             </w:r>
@@ -2700,8 +2735,6 @@
             <w:r>
               <w:rPr>
                 <w:rFonts w:ascii="Calibri" w:cs="Calibri" w:eastAsia="Calibri" w:hAnsi="Calibri"/>
-                <w:sz w:val="22"/>
-                <w:szCs w:val="22"/>
               </w:rPr>
               <w:t xml:space="preserve">Owner</w:t>
             </w:r>
@@ -2721,8 +2754,6 @@
             <w:r>
               <w:rPr>
                 <w:rFonts w:ascii="Calibri" w:cs="Calibri" w:eastAsia="Calibri" w:hAnsi="Calibri"/>
-                <w:sz w:val="22"/>
-                <w:szCs w:val="22"/>
               </w:rPr>
               <w:t xml:space="preserve">Checking that any person who works for us has the right checks for their role</w:t>
             </w:r>
@@ -2732,39 +2763,33 @@
     </w:tbl>
     <w:p>
       <w:pPr>
-        <w:spacing w:after="120"/>
-      </w:pPr>
-      <w:r>
-        <w:rPr>
-          <w:rFonts w:ascii="Calibri" w:cs="Calibri" w:eastAsia="Calibri" w:hAnsi="Calibri"/>
-          <w:sz w:val="22"/>
-          <w:szCs w:val="22"/>
+        <w:spacing w:after="120" w:line="276"/>
+      </w:pPr>
+      <w:r>
+        <w:rPr>
+          <w:rFonts w:ascii="Calibri" w:cs="Calibri" w:eastAsia="Calibri" w:hAnsi="Calibri"/>
         </w:rPr>
         <w:t xml:space="preserve"/>
       </w:r>
     </w:p>
     <w:p>
       <w:pPr>
-        <w:spacing w:after="120"/>
-      </w:pPr>
-      <w:r>
-        <w:rPr>
-          <w:rFonts w:ascii="Calibri" w:cs="Calibri" w:eastAsia="Calibri" w:hAnsi="Calibri"/>
-          <w:sz w:val="22"/>
-          <w:szCs w:val="22"/>
+        <w:spacing w:after="120" w:line="276"/>
+      </w:pPr>
+      <w:r>
+        <w:rPr>
+          <w:rFonts w:ascii="Calibri" w:cs="Calibri" w:eastAsia="Calibri" w:hAnsi="Calibri"/>
         </w:rPr>
         <w:t xml:space="preserve">If we take on a worker, a sub-contractor or another key person, we will update this section before they start. We will then record who holds each delegation and what they may decide.</w:t>
       </w:r>
     </w:p>
     <w:p>
       <w:pPr>
-        <w:spacing w:after="120"/>
-      </w:pPr>
-      <w:r>
-        <w:rPr>
-          <w:rFonts w:ascii="Calibri" w:cs="Calibri" w:eastAsia="Calibri" w:hAnsi="Calibri"/>
-          <w:sz w:val="22"/>
-          <w:szCs w:val="22"/>
+        <w:spacing w:after="120" w:line="276"/>
+      </w:pPr>
+      <w:r>
+        <w:rPr>
+          <w:rFonts w:ascii="Calibri" w:cs="Calibri" w:eastAsia="Calibri" w:hAnsi="Calibri"/>
         </w:rPr>
         <w:t xml:space="preserve">A sole trader cannot review their own decisions in the usual way. To cover this, the owner records significant decisions in writing and checks them at each scheduled review of this policy. If a decision involves a conflict of interest, the owner writes down the conflict and the reason for the decision.</w:t>
       </w:r>
@@ -2802,8 +2827,6 @@
                 <w:rFonts w:ascii="Calibri" w:cs="Calibri" w:eastAsia="Calibri" w:hAnsi="Calibri"/>
                 <w:i/>
                 <w:iCs/>
-                <w:sz w:val="22"/>
-                <w:szCs w:val="22"/>
               </w:rPr>
               <w:t xml:space="preserve">[Provider to complete: name of the owner and the date this structure was last confirmed.]</w:t>
             </w:r>
@@ -2813,13 +2836,11 @@
     </w:tbl>
     <w:p>
       <w:pPr>
-        <w:spacing w:after="120"/>
-      </w:pPr>
-      <w:r>
-        <w:rPr>
-          <w:rFonts w:ascii="Calibri" w:cs="Calibri" w:eastAsia="Calibri" w:hAnsi="Calibri"/>
-          <w:sz w:val="22"/>
-          <w:szCs w:val="22"/>
+        <w:spacing w:after="120" w:line="276"/>
+      </w:pPr>
+      <w:r>
+        <w:rPr>
+          <w:rFonts w:ascii="Calibri" w:cs="Calibri" w:eastAsia="Calibri" w:hAnsi="Calibri"/>
         </w:rPr>
         <w:t xml:space="preserve"/>
       </w:r>
@@ -2840,26 +2861,22 @@
     </w:p>
     <w:p>
       <w:pPr>
-        <w:spacing w:after="120"/>
-      </w:pPr>
-      <w:r>
-        <w:rPr>
-          <w:rFonts w:ascii="Calibri" w:cs="Calibri" w:eastAsia="Calibri" w:hAnsi="Calibri"/>
-          <w:sz w:val="22"/>
-          <w:szCs w:val="22"/>
+        <w:spacing w:after="120" w:line="276"/>
+      </w:pPr>
+      <w:r>
+        <w:rPr>
+          <w:rFonts w:ascii="Calibri" w:cs="Calibri" w:eastAsia="Calibri" w:hAnsi="Calibri"/>
         </w:rPr>
         <w:t xml:space="preserve">Verification providers are not audited against this document under the NDIS Practice Standards. We keep it because the NDIS Code of Conduct applies to every provider and worker.</w:t>
       </w:r>
     </w:p>
     <w:p>
       <w:pPr>
-        <w:spacing w:after="120"/>
-      </w:pPr>
-      <w:r>
-        <w:rPr>
-          <w:rFonts w:ascii="Calibri" w:cs="Calibri" w:eastAsia="Calibri" w:hAnsi="Calibri"/>
-          <w:sz w:val="22"/>
-          <w:szCs w:val="22"/>
+        <w:spacing w:after="120" w:line="276"/>
+      </w:pPr>
+      <w:r>
+        <w:rPr>
+          <w:rFonts w:ascii="Calibri" w:cs="Calibri" w:eastAsia="Calibri" w:hAnsi="Calibri"/>
         </w:rPr>
         <w:t xml:space="preserve">We keep the records this document names, with the dates they were made, so an auditor can see it in use.</w:t>
       </w:r>
@@ -2880,15 +2897,13 @@
     </w:p>
     <w:p>
       <w:pPr>
-        <w:spacing w:after="120"/>
-      </w:pPr>
-      <w:r>
-        <w:rPr>
-          <w:rFonts w:ascii="Calibri" w:cs="Calibri" w:eastAsia="Calibri" w:hAnsi="Calibri"/>
-          <w:sz w:val="22"/>
-          <w:szCs w:val="22"/>
-        </w:rPr>
-        <w:t xml:space="preserve">This document is part of the Sunrise Supports policy set prepared with Readyline on 12 October 2026.</w:t>
+        <w:spacing w:after="120" w:line="276"/>
+      </w:pPr>
+      <w:r>
+        <w:rPr>
+          <w:rFonts w:ascii="Calibri" w:cs="Calibri" w:eastAsia="Calibri" w:hAnsi="Calibri"/>
+        </w:rPr>
+        <w:t xml:space="preserve">This document is part of the Sunrise Supports policy set prepared with Readyline on 14 October 2026.</w:t>
       </w:r>
     </w:p>
     <w:p>
@@ -2898,13 +2913,11 @@
           <w:ilvl w:val="0"/>
           <w:numId w:val="2"/>
         </w:numPr>
-        <w:spacing w:after="60"/>
-      </w:pPr>
-      <w:r>
-        <w:rPr>
-          <w:rFonts w:ascii="Calibri" w:cs="Calibri" w:eastAsia="Calibri" w:hAnsi="Calibri"/>
-          <w:sz w:val="22"/>
-          <w:szCs w:val="22"/>
+        <w:spacing w:after="60" w:line="276"/>
+      </w:pPr>
+      <w:r>
+        <w:rPr>
+          <w:rFonts w:ascii="Calibri" w:cs="Calibri" w:eastAsia="Calibri" w:hAnsi="Calibri"/>
         </w:rPr>
         <w:t xml:space="preserve">Policy review register</w:t>
       </w:r>
@@ -2925,15 +2938,13 @@
     </w:p>
     <w:p>
       <w:pPr>
-        <w:spacing w:after="120"/>
-      </w:pPr>
-      <w:r>
-        <w:rPr>
-          <w:rFonts w:ascii="Calibri" w:cs="Calibri" w:eastAsia="Calibri" w:hAnsi="Calibri"/>
-          <w:sz w:val="22"/>
-          <w:szCs w:val="22"/>
-        </w:rPr>
-        <w:t xml:space="preserve">We review this document every 12 months, after any incident or complaint that shows a gap, and when the Commission changes the rules it supports. Next review: 12 October 2027.</w:t>
+        <w:spacing w:after="120" w:line="276"/>
+      </w:pPr>
+      <w:r>
+        <w:rPr>
+          <w:rFonts w:ascii="Calibri" w:cs="Calibri" w:eastAsia="Calibri" w:hAnsi="Calibri"/>
+        </w:rPr>
+        <w:t xml:space="preserve">We review this document every 12 months, after any incident or complaint that shows a gap, and when the Commission changes the rules it supports. Next review: 14 October 2027.</w:t>
       </w:r>
     </w:p>
     <w:tbl>
@@ -2974,8 +2985,6 @@
                 <w:rFonts w:ascii="Calibri" w:cs="Calibri" w:eastAsia="Calibri" w:hAnsi="Calibri"/>
                 <w:b/>
                 <w:bCs/>
-                <w:sz w:val="22"/>
-                <w:szCs w:val="22"/>
               </w:rPr>
               <w:t xml:space="preserve">Role</w:t>
             </w:r>
@@ -2998,8 +3007,6 @@
                 <w:rFonts w:ascii="Calibri" w:cs="Calibri" w:eastAsia="Calibri" w:hAnsi="Calibri"/>
                 <w:b/>
                 <w:bCs/>
-                <w:sz w:val="22"/>
-                <w:szCs w:val="22"/>
               </w:rPr>
               <w:t xml:space="preserve">Does what</w:t>
             </w:r>
@@ -3022,8 +3029,6 @@
                 <w:rFonts w:ascii="Calibri" w:cs="Calibri" w:eastAsia="Calibri" w:hAnsi="Calibri"/>
                 <w:b/>
                 <w:bCs/>
-                <w:sz w:val="22"/>
-                <w:szCs w:val="22"/>
               </w:rPr>
               <w:t xml:space="preserve">When</w:t>
             </w:r>
@@ -3031,43 +3036,42 @@
         </w:tc>
       </w:tr>
       <w:tr>
-        <w:tc>
-          <w:tcPr>
-            <w:tcW w:type="dxa" w:w="3000"/>
-            <w:tcBorders>
-              <w:top w:val="single" w:color="999999" w:sz="4"/>
-              <w:left w:val="single" w:color="999999" w:sz="4"/>
-              <w:bottom w:val="single" w:color="999999" w:sz="4"/>
-              <w:right w:val="single" w:color="999999" w:sz="4"/>
-            </w:tcBorders>
-          </w:tcPr>
-          <w:p>
-            <w:r>
-              <w:rPr>
-                <w:rFonts w:ascii="Calibri" w:cs="Calibri" w:eastAsia="Calibri" w:hAnsi="Calibri"/>
-                <w:sz w:val="22"/>
-                <w:szCs w:val="22"/>
-              </w:rPr>
-              <w:t xml:space="preserve">[Provider to complete: owner role]</w:t>
-            </w:r>
-          </w:p>
-        </w:tc>
-        <w:tc>
-          <w:tcPr>
-            <w:tcW w:type="dxa" w:w="3000"/>
-            <w:tcBorders>
-              <w:top w:val="single" w:color="999999" w:sz="4"/>
-              <w:left w:val="single" w:color="999999" w:sz="4"/>
-              <w:bottom w:val="single" w:color="999999" w:sz="4"/>
-              <w:right w:val="single" w:color="999999" w:sz="4"/>
-            </w:tcBorders>
-          </w:tcPr>
-          <w:p>
-            <w:r>
-              <w:rPr>
-                <w:rFonts w:ascii="Calibri" w:cs="Calibri" w:eastAsia="Calibri" w:hAnsi="Calibri"/>
-                <w:sz w:val="22"/>
-                <w:szCs w:val="22"/>
+        <w:trPr>
+          <w:cantSplit/>
+        </w:trPr>
+        <w:tc>
+          <w:tcPr>
+            <w:tcW w:type="dxa" w:w="3000"/>
+            <w:tcBorders>
+              <w:top w:val="single" w:color="999999" w:sz="4"/>
+              <w:left w:val="single" w:color="999999" w:sz="4"/>
+              <w:bottom w:val="single" w:color="999999" w:sz="4"/>
+              <w:right w:val="single" w:color="999999" w:sz="4"/>
+            </w:tcBorders>
+          </w:tcPr>
+          <w:p>
+            <w:r>
+              <w:rPr>
+                <w:rFonts w:ascii="Calibri" w:cs="Calibri" w:eastAsia="Calibri" w:hAnsi="Calibri"/>
+              </w:rPr>
+              <w:t xml:space="preserve">Owner</w:t>
+            </w:r>
+          </w:p>
+        </w:tc>
+        <w:tc>
+          <w:tcPr>
+            <w:tcW w:type="dxa" w:w="3000"/>
+            <w:tcBorders>
+              <w:top w:val="single" w:color="999999" w:sz="4"/>
+              <w:left w:val="single" w:color="999999" w:sz="4"/>
+              <w:bottom w:val="single" w:color="999999" w:sz="4"/>
+              <w:right w:val="single" w:color="999999" w:sz="4"/>
+            </w:tcBorders>
+          </w:tcPr>
+          <w:p>
+            <w:r>
+              <w:rPr>
+                <w:rFonts w:ascii="Calibri" w:cs="Calibri" w:eastAsia="Calibri" w:hAnsi="Calibri"/>
               </w:rPr>
               <w:t xml:space="preserve">Reviews and approves this document</w:t>
             </w:r>
@@ -3087,8 +3091,6 @@
             <w:r>
               <w:rPr>
                 <w:rFonts w:ascii="Calibri" w:cs="Calibri" w:eastAsia="Calibri" w:hAnsi="Calibri"/>
-                <w:sz w:val="22"/>
-                <w:szCs w:val="22"/>
               </w:rPr>
               <w:t xml:space="preserve">Every 12 months</w:t>
             </w:r>
@@ -3096,22 +3098,23 @@
         </w:tc>
       </w:tr>
       <w:tr>
-        <w:tc>
-          <w:tcPr>
-            <w:tcW w:type="dxa" w:w="3000"/>
-            <w:tcBorders>
-              <w:top w:val="single" w:color="999999" w:sz="4"/>
-              <w:left w:val="single" w:color="999999" w:sz="4"/>
-              <w:bottom w:val="single" w:color="999999" w:sz="4"/>
-              <w:right w:val="single" w:color="999999" w:sz="4"/>
-            </w:tcBorders>
-          </w:tcPr>
-          <w:p>
-            <w:r>
-              <w:rPr>
-                <w:rFonts w:ascii="Calibri" w:cs="Calibri" w:eastAsia="Calibri" w:hAnsi="Calibri"/>
-                <w:sz w:val="22"/>
-                <w:szCs w:val="22"/>
+        <w:trPr>
+          <w:cantSplit/>
+        </w:trPr>
+        <w:tc>
+          <w:tcPr>
+            <w:tcW w:type="dxa" w:w="3000"/>
+            <w:tcBorders>
+              <w:top w:val="single" w:color="999999" w:sz="4"/>
+              <w:left w:val="single" w:color="999999" w:sz="4"/>
+              <w:bottom w:val="single" w:color="999999" w:sz="4"/>
+              <w:right w:val="single" w:color="999999" w:sz="4"/>
+            </w:tcBorders>
+          </w:tcPr>
+          <w:p>
+            <w:r>
+              <w:rPr>
+                <w:rFonts w:ascii="Calibri" w:cs="Calibri" w:eastAsia="Calibri" w:hAnsi="Calibri"/>
               </w:rPr>
               <w:t xml:space="preserve">All workers</w:t>
             </w:r>
@@ -3131,8 +3134,6 @@
             <w:r>
               <w:rPr>
                 <w:rFonts w:ascii="Calibri" w:cs="Calibri" w:eastAsia="Calibri" w:hAnsi="Calibri"/>
-                <w:sz w:val="22"/>
-                <w:szCs w:val="22"/>
               </w:rPr>
               <w:t xml:space="preserve">Read the current version and follow it</w:t>
             </w:r>
@@ -3152,8 +3153,6 @@
             <w:r>
               <w:rPr>
                 <w:rFonts w:ascii="Calibri" w:cs="Calibri" w:eastAsia="Calibri" w:hAnsi="Calibri"/>
-                <w:sz w:val="22"/>
-                <w:szCs w:val="22"/>
               </w:rPr>
               <w:t xml:space="preserve">At induction and after each change</w:t>
             </w:r>
@@ -3163,13 +3162,11 @@
     </w:tbl>
     <w:p>
       <w:pPr>
-        <w:spacing w:after="120"/>
-      </w:pPr>
-      <w:r>
-        <w:rPr>
-          <w:rFonts w:ascii="Calibri" w:cs="Calibri" w:eastAsia="Calibri" w:hAnsi="Calibri"/>
-          <w:sz w:val="22"/>
-          <w:szCs w:val="22"/>
+        <w:spacing w:after="120" w:line="276"/>
+      </w:pPr>
+      <w:r>
+        <w:rPr>
+          <w:rFonts w:ascii="Calibri" w:cs="Calibri" w:eastAsia="Calibri" w:hAnsi="Calibri"/>
         </w:rPr>
         <w:t xml:space="preserve"/>
       </w:r>
@@ -3185,33 +3182,222 @@
           <w:b/>
           <w:bCs/>
         </w:rPr>
-        <w:t xml:space="preserve">About this document</w:t>
-      </w:r>
-    </w:p>
-    <w:p>
-      <w:pPr>
-        <w:spacing w:after="120"/>
-      </w:pPr>
-      <w:r>
-        <w:rPr>
-          <w:rFonts w:ascii="Calibri" w:cs="Calibri" w:eastAsia="Calibri" w:hAnsi="Calibri"/>
-          <w:sz w:val="22"/>
-          <w:szCs w:val="22"/>
-        </w:rPr>
-        <w:t xml:space="preserve">Readyline provides general information and document templates for your own review. It is not legal advice and does not take account of your specific circumstances. Seek legal advice if you are unsure how a requirement applies to you. Readyline is an independent service and is not affiliated with the National Disability Insurance Agency or the NDIS Quality and Safeguards Commission.</w:t>
-      </w:r>
-    </w:p>
-    <w:p>
-      <w:pPr>
-        <w:spacing w:after="120"/>
-      </w:pPr>
-      <w:r>
-        <w:rPr>
-          <w:rFonts w:ascii="Calibri" w:cs="Calibri" w:eastAsia="Calibri" w:hAnsi="Calibri"/>
-          <w:sz w:val="22"/>
-          <w:szCs w:val="22"/>
-        </w:rPr>
-        <w:t xml:space="preserve">First drafts of your documents are generated with AI from your questionnaire answers. You are responsible for reviewing, editing and adopting them before use.</w:t>
+        <w:t xml:space="preserve">Change log</w:t>
+      </w:r>
+    </w:p>
+    <w:p>
+      <w:pPr>
+        <w:spacing w:after="120" w:line="276"/>
+      </w:pPr>
+      <w:r>
+        <w:rPr>
+          <w:rFonts w:ascii="Calibri" w:cs="Calibri" w:eastAsia="Calibri" w:hAnsi="Calibri"/>
+        </w:rPr>
+        <w:t xml:space="preserve">We record every change to this document here and tell workers when a new version applies.</w:t>
+      </w:r>
+    </w:p>
+    <w:tbl>
+      <w:tblPr>
+        <w:tblW w:type="dxa" w:w="9000"/>
+        <w:tblBorders>
+          <w:top w:val="single" w:color="auto" w:sz="4"/>
+          <w:left w:val="single" w:color="auto" w:sz="4"/>
+          <w:bottom w:val="single" w:color="auto" w:sz="4"/>
+          <w:right w:val="single" w:color="auto" w:sz="4"/>
+          <w:insideH w:val="single" w:color="auto" w:sz="4"/>
+          <w:insideV w:val="single" w:color="auto" w:sz="4"/>
+        </w:tblBorders>
+      </w:tblPr>
+      <w:tblGrid>
+        <w:gridCol w:w="2250"/>
+        <w:gridCol w:w="2250"/>
+        <w:gridCol w:w="2250"/>
+        <w:gridCol w:w="2250"/>
+      </w:tblGrid>
+      <w:tr>
+        <w:trPr>
+          <w:tblHeader/>
+        </w:trPr>
+        <w:tc>
+          <w:tcPr>
+            <w:tcW w:type="dxa" w:w="2250"/>
+            <w:tcBorders>
+              <w:top w:val="single" w:color="999999" w:sz="4"/>
+              <w:left w:val="single" w:color="999999" w:sz="4"/>
+              <w:bottom w:val="single" w:color="999999" w:sz="4"/>
+              <w:right w:val="single" w:color="999999" w:sz="4"/>
+            </w:tcBorders>
+            <w:shd w:fill="EEEEEE" w:val="clear"/>
+          </w:tcPr>
+          <w:p>
+            <w:r>
+              <w:rPr>
+                <w:rFonts w:ascii="Calibri" w:cs="Calibri" w:eastAsia="Calibri" w:hAnsi="Calibri"/>
+                <w:b/>
+                <w:bCs/>
+              </w:rPr>
+              <w:t xml:space="preserve">Version</w:t>
+            </w:r>
+          </w:p>
+        </w:tc>
+        <w:tc>
+          <w:tcPr>
+            <w:tcW w:type="dxa" w:w="2250"/>
+            <w:tcBorders>
+              <w:top w:val="single" w:color="999999" w:sz="4"/>
+              <w:left w:val="single" w:color="999999" w:sz="4"/>
+              <w:bottom w:val="single" w:color="999999" w:sz="4"/>
+              <w:right w:val="single" w:color="999999" w:sz="4"/>
+            </w:tcBorders>
+            <w:shd w:fill="EEEEEE" w:val="clear"/>
+          </w:tcPr>
+          <w:p>
+            <w:r>
+              <w:rPr>
+                <w:rFonts w:ascii="Calibri" w:cs="Calibri" w:eastAsia="Calibri" w:hAnsi="Calibri"/>
+                <w:b/>
+                <w:bCs/>
+              </w:rPr>
+              <w:t xml:space="preserve">Date</w:t>
+            </w:r>
+          </w:p>
+        </w:tc>
+        <w:tc>
+          <w:tcPr>
+            <w:tcW w:type="dxa" w:w="2250"/>
+            <w:tcBorders>
+              <w:top w:val="single" w:color="999999" w:sz="4"/>
+              <w:left w:val="single" w:color="999999" w:sz="4"/>
+              <w:bottom w:val="single" w:color="999999" w:sz="4"/>
+              <w:right w:val="single" w:color="999999" w:sz="4"/>
+            </w:tcBorders>
+            <w:shd w:fill="EEEEEE" w:val="clear"/>
+          </w:tcPr>
+          <w:p>
+            <w:r>
+              <w:rPr>
+                <w:rFonts w:ascii="Calibri" w:cs="Calibri" w:eastAsia="Calibri" w:hAnsi="Calibri"/>
+                <w:b/>
+                <w:bCs/>
+              </w:rPr>
+              <w:t xml:space="preserve">What changed</w:t>
+            </w:r>
+          </w:p>
+        </w:tc>
+        <w:tc>
+          <w:tcPr>
+            <w:tcW w:type="dxa" w:w="2250"/>
+            <w:tcBorders>
+              <w:top w:val="single" w:color="999999" w:sz="4"/>
+              <w:left w:val="single" w:color="999999" w:sz="4"/>
+              <w:bottom w:val="single" w:color="999999" w:sz="4"/>
+              <w:right w:val="single" w:color="999999" w:sz="4"/>
+            </w:tcBorders>
+            <w:shd w:fill="EEEEEE" w:val="clear"/>
+          </w:tcPr>
+          <w:p>
+            <w:r>
+              <w:rPr>
+                <w:rFonts w:ascii="Calibri" w:cs="Calibri" w:eastAsia="Calibri" w:hAnsi="Calibri"/>
+                <w:b/>
+                <w:bCs/>
+              </w:rPr>
+              <w:t xml:space="preserve">By whom</w:t>
+            </w:r>
+          </w:p>
+        </w:tc>
+      </w:tr>
+      <w:tr>
+        <w:trPr>
+          <w:cantSplit/>
+        </w:trPr>
+        <w:tc>
+          <w:tcPr>
+            <w:tcW w:type="dxa" w:w="2250"/>
+            <w:tcBorders>
+              <w:top w:val="single" w:color="999999" w:sz="4"/>
+              <w:left w:val="single" w:color="999999" w:sz="4"/>
+              <w:bottom w:val="single" w:color="999999" w:sz="4"/>
+              <w:right w:val="single" w:color="999999" w:sz="4"/>
+            </w:tcBorders>
+          </w:tcPr>
+          <w:p>
+            <w:r>
+              <w:rPr>
+                <w:rFonts w:ascii="Calibri" w:cs="Calibri" w:eastAsia="Calibri" w:hAnsi="Calibri"/>
+              </w:rPr>
+              <w:t xml:space="preserve">review-pack</w:t>
+            </w:r>
+          </w:p>
+        </w:tc>
+        <w:tc>
+          <w:tcPr>
+            <w:tcW w:type="dxa" w:w="2250"/>
+            <w:tcBorders>
+              <w:top w:val="single" w:color="999999" w:sz="4"/>
+              <w:left w:val="single" w:color="999999" w:sz="4"/>
+              <w:bottom w:val="single" w:color="999999" w:sz="4"/>
+              <w:right w:val="single" w:color="999999" w:sz="4"/>
+            </w:tcBorders>
+          </w:tcPr>
+          <w:p>
+            <w:r>
+              <w:rPr>
+                <w:rFonts w:ascii="Calibri" w:cs="Calibri" w:eastAsia="Calibri" w:hAnsi="Calibri"/>
+              </w:rPr>
+              <w:t xml:space="preserve">14 October 2026</w:t>
+            </w:r>
+          </w:p>
+        </w:tc>
+        <w:tc>
+          <w:tcPr>
+            <w:tcW w:type="dxa" w:w="2250"/>
+            <w:tcBorders>
+              <w:top w:val="single" w:color="999999" w:sz="4"/>
+              <w:left w:val="single" w:color="999999" w:sz="4"/>
+              <w:bottom w:val="single" w:color="999999" w:sz="4"/>
+              <w:right w:val="single" w:color="999999" w:sz="4"/>
+            </w:tcBorders>
+          </w:tcPr>
+          <w:p>
+            <w:r>
+              <w:rPr>
+                <w:rFonts w:ascii="Calibri" w:cs="Calibri" w:eastAsia="Calibri" w:hAnsi="Calibri"/>
+              </w:rPr>
+              <w:t xml:space="preserve">First version, drafted from our questionnaire answers</w:t>
+            </w:r>
+          </w:p>
+        </w:tc>
+        <w:tc>
+          <w:tcPr>
+            <w:tcW w:type="dxa" w:w="2250"/>
+            <w:tcBorders>
+              <w:top w:val="single" w:color="999999" w:sz="4"/>
+              <w:left w:val="single" w:color="999999" w:sz="4"/>
+              <w:bottom w:val="single" w:color="999999" w:sz="4"/>
+              <w:right w:val="single" w:color="999999" w:sz="4"/>
+            </w:tcBorders>
+          </w:tcPr>
+          <w:p>
+            <w:r>
+              <w:rPr>
+                <w:rFonts w:ascii="Calibri" w:cs="Calibri" w:eastAsia="Calibri" w:hAnsi="Calibri"/>
+              </w:rPr>
+              <w:t xml:space="preserve">Jane Citizen</w:t>
+            </w:r>
+          </w:p>
+        </w:tc>
+      </w:tr>
+    </w:tbl>
+    <w:p>
+      <w:pPr>
+        <w:spacing w:after="120" w:line="276"/>
+      </w:pPr>
+      <w:r>
+        <w:rPr>
+          <w:rFonts w:ascii="Calibri" w:cs="Calibri" w:eastAsia="Calibri" w:hAnsi="Calibri"/>
+        </w:rPr>
+        <w:t xml:space="preserve"/>
       </w:r>
     </w:p>
     <w:sectPr>
@@ -3272,16 +3458,16 @@
     <w:r>
       <w:rPr>
         <w:rFonts w:ascii="Calibri" w:cs="Calibri" w:eastAsia="Calibri" w:hAnsi="Calibri"/>
-        <w:sz w:val="22"/>
-        <w:szCs w:val="22"/>
+        <w:sz w:val="24"/>
+        <w:szCs w:val="24"/>
       </w:rPr>
-      <w:t xml:space="preserve">Prepared with Readyline. Version review-pack. Page </w:t>
+      <w:t xml:space="preserve">Governance policy. Version review-pack. Draft prepared with Readyline. Page </w:t>
     </w:r>
     <w:r>
       <w:rPr>
         <w:rFonts w:ascii="Calibri" w:cs="Calibri" w:eastAsia="Calibri" w:hAnsi="Calibri"/>
-        <w:sz w:val="22"/>
-        <w:szCs w:val="22"/>
+        <w:sz w:val="24"/>
+        <w:szCs w:val="24"/>
       </w:rPr>
       <w:fldChar w:fldCharType="begin"/>
       <w:instrText xml:space="preserve">PAGE</w:instrText>
@@ -3291,16 +3477,16 @@
     <w:r>
       <w:rPr>
         <w:rFonts w:ascii="Calibri" w:cs="Calibri" w:eastAsia="Calibri" w:hAnsi="Calibri"/>
-        <w:sz w:val="22"/>
-        <w:szCs w:val="22"/>
+        <w:sz w:val="24"/>
+        <w:szCs w:val="24"/>
       </w:rPr>
       <w:t xml:space="preserve"> of </w:t>
     </w:r>
     <w:r>
       <w:rPr>
         <w:rFonts w:ascii="Calibri" w:cs="Calibri" w:eastAsia="Calibri" w:hAnsi="Calibri"/>
-        <w:sz w:val="22"/>
-        <w:szCs w:val="22"/>
+        <w:sz w:val="24"/>
+        <w:szCs w:val="24"/>
       </w:rPr>
       <w:fldChar w:fldCharType="begin"/>
       <w:instrText xml:space="preserve">NUMPAGES</w:instrText>
@@ -3357,8 +3543,8 @@
     <w:r>
       <w:rPr>
         <w:rFonts w:ascii="Calibri" w:cs="Calibri" w:eastAsia="Calibri" w:hAnsi="Calibri"/>
-        <w:sz w:val="22"/>
-        <w:szCs w:val="22"/>
+        <w:sz w:val="24"/>
+        <w:szCs w:val="24"/>
       </w:rPr>
       <w:t xml:space="preserve">Sunrise Supports: Governance policy</w:t>
     </w:r>
@@ -3635,11 +3821,16 @@
     <w:rPrDefault>
       <w:rPr>
         <w:rFonts w:ascii="Calibri" w:cs="Calibri" w:eastAsia="Calibri" w:hAnsi="Calibri"/>
-        <w:sz w:val="22"/>
-        <w:szCs w:val="22"/>
+        <w:sz w:val="24"/>
+        <w:szCs w:val="24"/>
       </w:rPr>
     </w:rPrDefault>
-    <w:pPrDefault/>
+    <w:pPrDefault>
+      <w:pPr>
+        <w:spacing w:after="120" w:line="276"/>
+        <w:jc w:val="left"/>
+      </w:pPr>
+    </w:pPrDefault>
   </w:docDefaults>
   <w:style w:type="paragraph" w:styleId="Normal" w:default="1">
     <w:name w:val="Normal"/>
@@ -3694,9 +3885,12 @@
     <w:next w:val="Normal"/>
     <w:qFormat/>
     <w:rPr>
-      <w:color w:val="2E74B5"/>
-      <w:sz w:val="26"/>
-      <w:szCs w:val="26"/>
+      <w:rFonts w:ascii="Calibri" w:cs="Calibri" w:eastAsia="Calibri" w:hAnsi="Calibri"/>
+      <w:b/>
+      <w:bCs/>
+      <w:color w:val="000000"/>
+      <w:sz w:val="24"/>
+      <w:szCs w:val="24"/>
     </w:rPr>
   </w:style>
   <w:style w:type="paragraph" w:styleId="Heading3">

--- a/product/evidence/req-005/sole-trader/governance-policy.docx
+++ b/product/evidence/req-005/sole-trader/governance-policy.docx
@@ -2843,6 +2843,334 @@
           <w:rFonts w:ascii="Calibri" w:cs="Calibri" w:eastAsia="Calibri" w:hAnsi="Calibri"/>
         </w:rPr>
         <w:t xml:space="preserve"/>
+      </w:r>
+    </w:p>
+    <w:p>
+      <w:pPr>
+        <w:pStyle w:val="Heading1"/>
+        <w:spacing w:after="120" w:before="240"/>
+      </w:pPr>
+      <w:r>
+        <w:rPr>
+          <w:rFonts w:ascii="Calibri" w:cs="Calibri" w:eastAsia="Calibri" w:hAnsi="Calibri"/>
+          <w:b/>
+          <w:bCs/>
+        </w:rPr>
+        <w:t xml:space="preserve">Telling the Commission about changes</w:t>
+      </w:r>
+    </w:p>
+    <w:p>
+      <w:pPr>
+        <w:spacing w:after="120" w:line="276"/>
+      </w:pPr>
+      <w:r>
+        <w:rPr>
+          <w:rFonts w:ascii="Calibri" w:cs="Calibri" w:eastAsia="Calibri" w:hAnsi="Calibri"/>
+        </w:rPr>
+        <w:t xml:space="preserve">Sunrise Supports tells the NDIS Quality and Safeguards Commission, in its approved form, about the changes and events below. It is a condition of our registration (Provider Registration and Practice Standards Rules 2018, sections 13 and 13A, read 15 October 2026).</w:t>
+      </w:r>
+    </w:p>
+    <w:tbl>
+      <w:tblPr>
+        <w:tblW w:type="dxa" w:w="9000"/>
+        <w:tblBorders>
+          <w:top w:val="single" w:color="auto" w:sz="4"/>
+          <w:left w:val="single" w:color="auto" w:sz="4"/>
+          <w:bottom w:val="single" w:color="auto" w:sz="4"/>
+          <w:right w:val="single" w:color="auto" w:sz="4"/>
+          <w:insideH w:val="single" w:color="auto" w:sz="4"/>
+          <w:insideV w:val="single" w:color="auto" w:sz="4"/>
+        </w:tblBorders>
+      </w:tblPr>
+      <w:tblGrid>
+        <w:gridCol w:w="4500"/>
+        <w:gridCol w:w="4500"/>
+      </w:tblGrid>
+      <w:tr>
+        <w:trPr>
+          <w:tblHeader/>
+        </w:trPr>
+        <w:tc>
+          <w:tcPr>
+            <w:tcW w:type="dxa" w:w="4500"/>
+            <w:tcBorders>
+              <w:top w:val="single" w:color="999999" w:sz="4"/>
+              <w:left w:val="single" w:color="999999" w:sz="4"/>
+              <w:bottom w:val="single" w:color="999999" w:sz="4"/>
+              <w:right w:val="single" w:color="999999" w:sz="4"/>
+            </w:tcBorders>
+            <w:shd w:fill="EEEEEE" w:val="clear"/>
+          </w:tcPr>
+          <w:p>
+            <w:r>
+              <w:rPr>
+                <w:rFonts w:ascii="Calibri" w:cs="Calibri" w:eastAsia="Calibri" w:hAnsi="Calibri"/>
+                <w:b/>
+                <w:bCs/>
+              </w:rPr>
+              <w:t xml:space="preserve">What</w:t>
+            </w:r>
+          </w:p>
+        </w:tc>
+        <w:tc>
+          <w:tcPr>
+            <w:tcW w:type="dxa" w:w="4500"/>
+            <w:tcBorders>
+              <w:top w:val="single" w:color="999999" w:sz="4"/>
+              <w:left w:val="single" w:color="999999" w:sz="4"/>
+              <w:bottom w:val="single" w:color="999999" w:sz="4"/>
+              <w:right w:val="single" w:color="999999" w:sz="4"/>
+            </w:tcBorders>
+            <w:shd w:fill="EEEEEE" w:val="clear"/>
+          </w:tcPr>
+          <w:p>
+            <w:r>
+              <w:rPr>
+                <w:rFonts w:ascii="Calibri" w:cs="Calibri" w:eastAsia="Calibri" w:hAnsi="Calibri"/>
+                <w:b/>
+                <w:bCs/>
+              </w:rPr>
+              <w:t xml:space="preserve">By when</w:t>
+            </w:r>
+          </w:p>
+        </w:tc>
+      </w:tr>
+      <w:tr>
+        <w:trPr>
+          <w:cantSplit/>
+        </w:trPr>
+        <w:tc>
+          <w:tcPr>
+            <w:tcW w:type="dxa" w:w="4500"/>
+            <w:tcBorders>
+              <w:top w:val="single" w:color="999999" w:sz="4"/>
+              <w:left w:val="single" w:color="999999" w:sz="4"/>
+              <w:bottom w:val="single" w:color="999999" w:sz="4"/>
+              <w:right w:val="single" w:color="999999" w:sz="4"/>
+            </w:tcBorders>
+          </w:tcPr>
+          <w:p>
+            <w:r>
+              <w:rPr>
+                <w:rFonts w:ascii="Calibri" w:cs="Calibri" w:eastAsia="Calibri" w:hAnsi="Calibri"/>
+              </w:rPr>
+              <w:t xml:space="preserve">A change to our contact details (Rules s 13)</w:t>
+            </w:r>
+          </w:p>
+        </w:tc>
+        <w:tc>
+          <w:tcPr>
+            <w:tcW w:type="dxa" w:w="4500"/>
+            <w:tcBorders>
+              <w:top w:val="single" w:color="999999" w:sz="4"/>
+              <w:left w:val="single" w:color="999999" w:sz="4"/>
+              <w:bottom w:val="single" w:color="999999" w:sz="4"/>
+              <w:right w:val="single" w:color="999999" w:sz="4"/>
+            </w:tcBorders>
+          </w:tcPr>
+          <w:p>
+            <w:r>
+              <w:rPr>
+                <w:rFonts w:ascii="Calibri" w:cs="Calibri" w:eastAsia="Calibri" w:hAnsi="Calibri"/>
+              </w:rPr>
+              <w:t xml:space="preserve">As soon as practicable after we know it will happen, or after it happens, whichever is earlier</w:t>
+            </w:r>
+          </w:p>
+        </w:tc>
+      </w:tr>
+      <w:tr>
+        <w:trPr>
+          <w:cantSplit/>
+        </w:trPr>
+        <w:tc>
+          <w:tcPr>
+            <w:tcW w:type="dxa" w:w="4500"/>
+            <w:tcBorders>
+              <w:top w:val="single" w:color="999999" w:sz="4"/>
+              <w:left w:val="single" w:color="999999" w:sz="4"/>
+              <w:bottom w:val="single" w:color="999999" w:sz="4"/>
+              <w:right w:val="single" w:color="999999" w:sz="4"/>
+            </w:tcBorders>
+          </w:tcPr>
+          <w:p>
+            <w:r>
+              <w:rPr>
+                <w:rFonts w:ascii="Calibri" w:cs="Calibri" w:eastAsia="Calibri" w:hAnsi="Calibri"/>
+              </w:rPr>
+              <w:t xml:space="preserve">A change in our scale: the area or the locations we work from, or a significant rise or fall in the number of participants or workers (Rules s 13)</w:t>
+            </w:r>
+          </w:p>
+        </w:tc>
+        <w:tc>
+          <w:tcPr>
+            <w:tcW w:type="dxa" w:w="4500"/>
+            <w:tcBorders>
+              <w:top w:val="single" w:color="999999" w:sz="4"/>
+              <w:left w:val="single" w:color="999999" w:sz="4"/>
+              <w:bottom w:val="single" w:color="999999" w:sz="4"/>
+              <w:right w:val="single" w:color="999999" w:sz="4"/>
+            </w:tcBorders>
+          </w:tcPr>
+          <w:p>
+            <w:r>
+              <w:rPr>
+                <w:rFonts w:ascii="Calibri" w:cs="Calibri" w:eastAsia="Calibri" w:hAnsi="Calibri"/>
+              </w:rPr>
+              <w:t xml:space="preserve">As soon as practicable after we know it will happen, or after it happens, whichever is earlier</w:t>
+            </w:r>
+          </w:p>
+        </w:tc>
+      </w:tr>
+      <w:tr>
+        <w:trPr>
+          <w:cantSplit/>
+        </w:trPr>
+        <w:tc>
+          <w:tcPr>
+            <w:tcW w:type="dxa" w:w="4500"/>
+            <w:tcBorders>
+              <w:top w:val="single" w:color="999999" w:sz="4"/>
+              <w:left w:val="single" w:color="999999" w:sz="4"/>
+              <w:bottom w:val="single" w:color="999999" w:sz="4"/>
+              <w:right w:val="single" w:color="999999" w:sz="4"/>
+            </w:tcBorders>
+          </w:tcPr>
+          <w:p>
+            <w:r>
+              <w:rPr>
+                <w:rFonts w:ascii="Calibri" w:cs="Calibri" w:eastAsia="Calibri" w:hAnsi="Calibri"/>
+              </w:rPr>
+              <w:t xml:space="preserve">An event that significantly affects our ability to meet a condition of registration, or a change that adversely affects a participant's access to our supports (Rules s 13A)</w:t>
+            </w:r>
+          </w:p>
+        </w:tc>
+        <w:tc>
+          <w:tcPr>
+            <w:tcW w:type="dxa" w:w="4500"/>
+            <w:tcBorders>
+              <w:top w:val="single" w:color="999999" w:sz="4"/>
+              <w:left w:val="single" w:color="999999" w:sz="4"/>
+              <w:bottom w:val="single" w:color="999999" w:sz="4"/>
+              <w:right w:val="single" w:color="999999" w:sz="4"/>
+            </w:tcBorders>
+          </w:tcPr>
+          <w:p>
+            <w:r>
+              <w:rPr>
+                <w:rFonts w:ascii="Calibri" w:cs="Calibri" w:eastAsia="Calibri" w:hAnsi="Calibri"/>
+              </w:rPr>
+              <w:t xml:space="preserve">When we become aware it will occur, or when it occurs, whichever is earlier</w:t>
+            </w:r>
+          </w:p>
+        </w:tc>
+      </w:tr>
+      <w:tr>
+        <w:trPr>
+          <w:cantSplit/>
+        </w:trPr>
+        <w:tc>
+          <w:tcPr>
+            <w:tcW w:type="dxa" w:w="4500"/>
+            <w:tcBorders>
+              <w:top w:val="single" w:color="999999" w:sz="4"/>
+              <w:left w:val="single" w:color="999999" w:sz="4"/>
+              <w:bottom w:val="single" w:color="999999" w:sz="4"/>
+              <w:right w:val="single" w:color="999999" w:sz="4"/>
+            </w:tcBorders>
+          </w:tcPr>
+          <w:p>
+            <w:r>
+              <w:rPr>
+                <w:rFonts w:ascii="Calibri" w:cs="Calibri" w:eastAsia="Calibri" w:hAnsi="Calibri"/>
+              </w:rPr>
+              <w:t xml:space="preserve">An adverse change in our financial capacity, or a significant change in our organisation or governance, including a change of ownership (Rules s 13A)</w:t>
+            </w:r>
+          </w:p>
+        </w:tc>
+        <w:tc>
+          <w:tcPr>
+            <w:tcW w:type="dxa" w:w="4500"/>
+            <w:tcBorders>
+              <w:top w:val="single" w:color="999999" w:sz="4"/>
+              <w:left w:val="single" w:color="999999" w:sz="4"/>
+              <w:bottom w:val="single" w:color="999999" w:sz="4"/>
+              <w:right w:val="single" w:color="999999" w:sz="4"/>
+            </w:tcBorders>
+          </w:tcPr>
+          <w:p>
+            <w:r>
+              <w:rPr>
+                <w:rFonts w:ascii="Calibri" w:cs="Calibri" w:eastAsia="Calibri" w:hAnsi="Calibri"/>
+              </w:rPr>
+              <w:t xml:space="preserve">For a change of ownership: when we become aware it will occur, or when a necessary step toward it occurs, whichever is earlier; otherwise as the row above</w:t>
+            </w:r>
+          </w:p>
+        </w:tc>
+      </w:tr>
+      <w:tr>
+        <w:trPr>
+          <w:cantSplit/>
+        </w:trPr>
+        <w:tc>
+          <w:tcPr>
+            <w:tcW w:type="dxa" w:w="4500"/>
+            <w:tcBorders>
+              <w:top w:val="single" w:color="999999" w:sz="4"/>
+              <w:left w:val="single" w:color="999999" w:sz="4"/>
+              <w:bottom w:val="single" w:color="999999" w:sz="4"/>
+              <w:right w:val="single" w:color="999999" w:sz="4"/>
+            </w:tcBorders>
+          </w:tcPr>
+          <w:p>
+            <w:r>
+              <w:rPr>
+                <w:rFonts w:ascii="Calibri" w:cs="Calibri" w:eastAsia="Calibri" w:hAnsi="Calibri"/>
+              </w:rPr>
+              <w:t xml:space="preserve">An event about the suitability of the business or of our key personnel of the kind the Commission would weigh for an applicant (Rules s 13A)</w:t>
+            </w:r>
+          </w:p>
+        </w:tc>
+        <w:tc>
+          <w:tcPr>
+            <w:tcW w:type="dxa" w:w="4500"/>
+            <w:tcBorders>
+              <w:top w:val="single" w:color="999999" w:sz="4"/>
+              <w:left w:val="single" w:color="999999" w:sz="4"/>
+              <w:bottom w:val="single" w:color="999999" w:sz="4"/>
+              <w:right w:val="single" w:color="999999" w:sz="4"/>
+            </w:tcBorders>
+          </w:tcPr>
+          <w:p>
+            <w:r>
+              <w:rPr>
+                <w:rFonts w:ascii="Calibri" w:cs="Calibri" w:eastAsia="Calibri" w:hAnsi="Calibri"/>
+              </w:rPr>
+              <w:t xml:space="preserve">When we become aware it will occur, or when it occurs, whichever is earlier</w:t>
+            </w:r>
+          </w:p>
+        </w:tc>
+      </w:tr>
+    </w:tbl>
+    <w:p>
+      <w:pPr>
+        <w:spacing w:after="120" w:line="276"/>
+      </w:pPr>
+      <w:r>
+        <w:rPr>
+          <w:rFonts w:ascii="Calibri" w:cs="Calibri" w:eastAsia="Calibri" w:hAnsi="Calibri"/>
+        </w:rPr>
+        <w:t xml:space="preserve"/>
+      </w:r>
+    </w:p>
+    <w:p>
+      <w:pPr>
+        <w:spacing w:after="120" w:line="276"/>
+      </w:pPr>
+      <w:r>
+        <w:rPr>
+          <w:rFonts w:ascii="Calibri" w:cs="Calibri" w:eastAsia="Calibri" w:hAnsi="Calibri"/>
+        </w:rPr>
+        <w:t xml:space="preserve">We cooperate with the Commission: we answer its requests for information, allow its inspections, carry out any action it requires, and keep the record of what we told it and when in the decisions register.</w:t>
       </w:r>
     </w:p>
     <w:p>
@@ -3783,6 +4111,18 @@
     </w:lvl>
   </w:abstractNum>
   <w:abstractNum w:abstractNumId="14" w15:restartNumberingAfterBreak="0">
+    <w:multiLevelType w:val="hybridMultilevel"/>
+    <w:lvl w:ilvl="0" w:tentative="1">
+      <w:start w:val="1"/>
+      <w:numFmt w:val="decimal"/>
+      <w:lvlText w:val="%1."/>
+      <w:lvlJc w:val="left"/>
+      <w:pPr>
+        <w:ind w:left="720" w:hanging="360"/>
+      </w:pPr>
+    </w:lvl>
+  </w:abstractNum>
+  <w:abstractNum w:abstractNumId="15" w15:restartNumberingAfterBreak="0">
     <w:multiLevelType w:val="hybridMultilevel"/>
     <w:lvl w:ilvl="0" w:tentative="1">
       <w:start w:val="1"/>
